--- a/00-首页/题组Word/初赛模拟卷/真题版式/初赛模拟卷XVII（非有机·学生版·真题版式）.docx
+++ b/00-首页/题组Word/初赛模拟卷/真题版式/初赛模拟卷XVII（非有机·学生版·真题版式）.docx
@@ -793,15 +793,6 @@
         <w:t xml:space="preserve"> </w:t>
       </w:r>
       <m:oMath>
-        <m:r>
-          <m:rPr>
-            <m:sty m:val="p"/>
-          </m:rPr>
-          <w:rPr>
-            <w:rFonts w:ascii="Times New Roman" w:hAnsi="Times New Roman" w:cs="Times New Roman" w:eastAsia="SimSun"/>
-          </w:rPr>
-          <m:t>Δ</m:t>
-        </m:r>
         <m:r>
           <m:rPr>
             <m:sty m:val="p"/>
@@ -19090,7 +19081,167 @@
         <w:rPr>
           <w:rFonts w:ascii="Times New Roman" w:hAnsi="Times New Roman" w:cs="Times New Roman" w:eastAsia="SimSun"/>
         </w:rPr>
-        <w:t xml:space="preserve">指出生成NH4H₂与N2Hs+哪个在热力学上最有优势？</w:t>
+        <w:t xml:space="preserve">指出生成</w:t>
+      </w:r>
+      <w:r>
+        <w:t xml:space="preserve"> </w:t>
+      </w:r>
+      <m:oMath>
+        <m:r>
+          <m:rPr>
+            <m:sty m:val="p"/>
+          </m:rPr>
+          <w:rPr>
+            <w:rFonts w:ascii="Times New Roman" w:hAnsi="Times New Roman" w:cs="Times New Roman" w:eastAsia="SimSun"/>
+          </w:rPr>
+          <m:t>N</m:t>
+        </m:r>
+        <m:sSubSup>
+          <m:e>
+            <m:r>
+              <m:rPr>
+                <m:sty m:val="p"/>
+              </m:rPr>
+              <w:rPr>
+                <w:rFonts w:ascii="Times New Roman" w:hAnsi="Times New Roman" w:cs="Times New Roman" w:eastAsia="SimSun"/>
+              </w:rPr>
+              <m:t>H</m:t>
+            </m:r>
+          </m:e>
+          <m:sub>
+            <m:r>
+              <m:rPr>
+                <m:sty m:val="p"/>
+              </m:rPr>
+              <w:rPr>
+                <w:rFonts w:ascii="Times New Roman" w:hAnsi="Times New Roman" w:cs="Times New Roman" w:eastAsia="SimSun"/>
+              </w:rPr>
+              <m:t>4</m:t>
+            </m:r>
+          </m:sub>
+          <m:sup>
+            <m:r>
+              <m:rPr>
+                <m:sty m:val="p"/>
+              </m:rPr>
+              <w:rPr>
+                <w:rFonts w:ascii="Times New Roman" w:hAnsi="Times New Roman" w:cs="Times New Roman" w:eastAsia="SimSun"/>
+              </w:rPr>
+              <m:t>+</m:t>
+            </m:r>
+          </m:sup>
+        </m:sSubSup>
+      </m:oMath>
+      <w:r>
+        <w:t xml:space="preserve">、</w:t>
+      </w:r>
+      <m:oMath>
+        <m:sSub>
+          <m:e>
+            <m:r>
+              <m:rPr>
+                <m:sty m:val="p"/>
+              </m:rPr>
+              <w:rPr>
+                <w:rFonts w:ascii="Times New Roman" w:hAnsi="Times New Roman" w:cs="Times New Roman" w:eastAsia="SimSun"/>
+              </w:rPr>
+              <m:t>H</m:t>
+            </m:r>
+          </m:e>
+          <m:sub>
+            <m:r>
+              <m:rPr>
+                <m:sty m:val="p"/>
+              </m:rPr>
+              <w:rPr>
+                <w:rFonts w:ascii="Times New Roman" w:hAnsi="Times New Roman" w:cs="Times New Roman" w:eastAsia="SimSun"/>
+              </w:rPr>
+              <m:t>2</m:t>
+            </m:r>
+          </m:sub>
+        </m:sSub>
+      </m:oMath>
+      <w:r>
+        <w:t xml:space="preserve"> </w:t>
+      </w:r>
+      <w:r>
+        <w:rPr>
+          <w:rFonts w:ascii="Times New Roman" w:hAnsi="Times New Roman" w:cs="Times New Roman" w:eastAsia="SimSun"/>
+        </w:rPr>
+        <w:t xml:space="preserve">与</w:t>
+      </w:r>
+      <w:r>
+        <w:t xml:space="preserve"> </w:t>
+      </w:r>
+      <m:oMath>
+        <m:sSub>
+          <m:e>
+            <m:r>
+              <m:rPr>
+                <m:sty m:val="p"/>
+              </m:rPr>
+              <w:rPr>
+                <w:rFonts w:ascii="Times New Roman" w:hAnsi="Times New Roman" w:cs="Times New Roman" w:eastAsia="SimSun"/>
+              </w:rPr>
+              <m:t>N</m:t>
+            </m:r>
+          </m:e>
+          <m:sub>
+            <m:r>
+              <m:rPr>
+                <m:sty m:val="p"/>
+              </m:rPr>
+              <w:rPr>
+                <w:rFonts w:ascii="Times New Roman" w:hAnsi="Times New Roman" w:cs="Times New Roman" w:eastAsia="SimSun"/>
+              </w:rPr>
+              <m:t>2</m:t>
+            </m:r>
+          </m:sub>
+        </m:sSub>
+        <m:sSubSup>
+          <m:e>
+            <m:r>
+              <m:rPr>
+                <m:sty m:val="p"/>
+              </m:rPr>
+              <w:rPr>
+                <w:rFonts w:ascii="Times New Roman" w:hAnsi="Times New Roman" w:cs="Times New Roman" w:eastAsia="SimSun"/>
+              </w:rPr>
+              <m:t>H</m:t>
+            </m:r>
+          </m:e>
+          <m:sub>
+            <m:r>
+              <m:rPr>
+                <m:sty m:val="p"/>
+              </m:rPr>
+              <w:rPr>
+                <w:rFonts w:ascii="Times New Roman" w:hAnsi="Times New Roman" w:cs="Times New Roman" w:eastAsia="SimSun"/>
+              </w:rPr>
+              <m:t>5</m:t>
+            </m:r>
+          </m:sub>
+          <m:sup>
+            <m:r>
+              <m:rPr>
+                <m:sty m:val="p"/>
+              </m:rPr>
+              <w:rPr>
+                <w:rFonts w:ascii="Times New Roman" w:hAnsi="Times New Roman" w:cs="Times New Roman" w:eastAsia="SimSun"/>
+              </w:rPr>
+              <m:t>+</m:t>
+            </m:r>
+          </m:sup>
+        </m:sSubSup>
+      </m:oMath>
+      <w:r>
+        <w:t xml:space="preserve"> </w:t>
+      </w:r>
+      <w:r>
+        <w:rPr>
+          <w:rFonts w:ascii="Times New Roman" w:hAnsi="Times New Roman" w:cs="Times New Roman" w:eastAsia="SimSun"/>
+        </w:rPr>
+        <w:t xml:space="preserve">哪个在热力学上最有优势？</w:t>
       </w:r>
     </w:p>
     <w:p>
@@ -19445,7 +19596,107 @@
         <w:rPr>
           <w:rFonts w:ascii="Times New Roman" w:hAnsi="Times New Roman" w:cs="Times New Roman" w:eastAsia="SimSun"/>
         </w:rPr>
-        <w:t xml:space="preserve">表示还原为NH₂/NH4+物种的氮原子占加入总氮原子的摩尔分数）、亚硝酸盐还原选择性（SNO2，</w:t>
+        <w:t xml:space="preserve">表示还原为</w:t>
+      </w:r>
+      <w:r>
+        <w:t xml:space="preserve"> </w:t>
+      </w:r>
+      <m:oMath>
+        <m:r>
+          <m:rPr>
+            <m:sty m:val="p"/>
+          </m:rPr>
+          <w:rPr>
+            <w:rFonts w:ascii="Times New Roman" w:hAnsi="Times New Roman" w:cs="Times New Roman" w:eastAsia="SimSun"/>
+          </w:rPr>
+          <m:t>N</m:t>
+        </m:r>
+        <m:sSub>
+          <m:e>
+            <m:r>
+              <m:rPr>
+                <m:sty m:val="p"/>
+              </m:rPr>
+              <w:rPr>
+                <w:rFonts w:ascii="Times New Roman" w:hAnsi="Times New Roman" w:cs="Times New Roman" w:eastAsia="SimSun"/>
+              </w:rPr>
+              <m:t>H</m:t>
+            </m:r>
+          </m:e>
+          <m:sub>
+            <m:r>
+              <m:rPr>
+                <m:sty m:val="p"/>
+              </m:rPr>
+              <w:rPr>
+                <w:rFonts w:ascii="Times New Roman" w:hAnsi="Times New Roman" w:cs="Times New Roman" w:eastAsia="SimSun"/>
+              </w:rPr>
+              <m:t>3</m:t>
+            </m:r>
+          </m:sub>
+        </m:sSub>
+        <m:r>
+          <m:rPr>
+            <m:sty m:val="p"/>
+          </m:rPr>
+          <w:rPr>
+            <w:rFonts w:ascii="Times New Roman" w:hAnsi="Times New Roman" w:cs="Times New Roman" w:eastAsia="SimSun"/>
+          </w:rPr>
+          <m:t>/</m:t>
+        </m:r>
+        <m:r>
+          <m:rPr>
+            <m:sty m:val="p"/>
+          </m:rPr>
+          <w:rPr>
+            <w:rFonts w:ascii="Times New Roman" w:hAnsi="Times New Roman" w:cs="Times New Roman" w:eastAsia="SimSun"/>
+          </w:rPr>
+          <m:t>N</m:t>
+        </m:r>
+        <m:sSubSup>
+          <m:e>
+            <m:r>
+              <m:rPr>
+                <m:sty m:val="p"/>
+              </m:rPr>
+              <w:rPr>
+                <w:rFonts w:ascii="Times New Roman" w:hAnsi="Times New Roman" w:cs="Times New Roman" w:eastAsia="SimSun"/>
+              </w:rPr>
+              <m:t>H</m:t>
+            </m:r>
+          </m:e>
+          <m:sub>
+            <m:r>
+              <m:rPr>
+                <m:sty m:val="p"/>
+              </m:rPr>
+              <w:rPr>
+                <w:rFonts w:ascii="Times New Roman" w:hAnsi="Times New Roman" w:cs="Times New Roman" w:eastAsia="SimSun"/>
+              </w:rPr>
+              <m:t>4</m:t>
+            </m:r>
+          </m:sub>
+          <m:sup>
+            <m:r>
+              <m:rPr>
+                <m:sty m:val="p"/>
+              </m:rPr>
+              <w:rPr>
+                <w:rFonts w:ascii="Times New Roman" w:hAnsi="Times New Roman" w:cs="Times New Roman" w:eastAsia="SimSun"/>
+              </w:rPr>
+              <m:t>+</m:t>
+            </m:r>
+          </m:sup>
+        </m:sSubSup>
+      </m:oMath>
+      <w:r>
+        <w:t xml:space="preserve"> </w:t>
+      </w:r>
+      <w:r>
+        <w:rPr>
+          <w:rFonts w:ascii="Times New Roman" w:hAnsi="Times New Roman" w:cs="Times New Roman" w:eastAsia="SimSun"/>
+        </w:rPr>
+        <w:t xml:space="preserve">物种的氮原子占加入总氮原子的摩尔分数）、亚硝酸盐还原选择性（SNO2，</w:t>
       </w:r>
       <w:r>
         <w:t xml:space="preserve"> </w:t>
@@ -21431,15 +21682,15 @@
         <w:tblLook w:firstRow="1" w:lastRow="0" w:firstColumn="0" w:lastColumn="0" w:noHBand="0" w:noVBand="0" w:val="0020"/>
       </w:tblPr>
       <w:tblGrid>
-        <w:gridCol w:w="1027"/>
-        <w:gridCol w:w="1119"/>
-        <w:gridCol w:w="1027"/>
-        <w:gridCol w:w="1119"/>
-        <w:gridCol w:w="1119"/>
-        <w:gridCol w:w="1256"/>
-        <w:gridCol w:w="1027"/>
-        <w:gridCol w:w="1027"/>
-        <w:gridCol w:w="1031"/>
+        <w:gridCol w:w="865"/>
+        <w:gridCol w:w="942"/>
+        <w:gridCol w:w="865"/>
+        <w:gridCol w:w="942"/>
+        <w:gridCol w:w="942"/>
+        <w:gridCol w:w="1057"/>
+        <w:gridCol w:w="865"/>
+        <w:gridCol w:w="865"/>
+        <w:gridCol w:w="2409"/>
       </w:tblGrid>
       <w:tr>
         <w:trPr>
@@ -21447,7 +21698,7 @@
         </w:trPr>
         <w:tc>
           <w:tcPr>
-            <w:tcW w:type="dxa" w:w="1027"/>
+            <w:tcW w:type="dxa" w:w="865"/>
           </w:tcPr>
           <w:tcPr/>
           <w:p>
@@ -21462,7 +21713,7 @@
         </w:tc>
         <w:tc>
           <w:tcPr>
-            <w:tcW w:type="dxa" w:w="1119"/>
+            <w:tcW w:type="dxa" w:w="942"/>
           </w:tcPr>
           <w:tcPr/>
           <w:p>
@@ -21527,7 +21778,7 @@
         </w:tc>
         <w:tc>
           <w:tcPr>
-            <w:tcW w:type="dxa" w:w="1027"/>
+            <w:tcW w:type="dxa" w:w="865"/>
           </w:tcPr>
           <w:tcPr/>
           <w:p>
@@ -21595,7 +21846,7 @@
         </w:tc>
         <w:tc>
           <w:tcPr>
-            <w:tcW w:type="dxa" w:w="1119"/>
+            <w:tcW w:type="dxa" w:w="942"/>
           </w:tcPr>
           <w:tcPr/>
           <w:p>
@@ -21669,7 +21920,7 @@
         </w:tc>
         <w:tc>
           <w:tcPr>
-            <w:tcW w:type="dxa" w:w="1119"/>
+            <w:tcW w:type="dxa" w:w="942"/>
           </w:tcPr>
           <w:tcPr/>
           <w:p>
@@ -21743,7 +21994,7 @@
         </w:tc>
         <w:tc>
           <w:tcPr>
-            <w:tcW w:type="dxa" w:w="1256"/>
+            <w:tcW w:type="dxa" w:w="1057"/>
           </w:tcPr>
           <w:tcPr/>
           <w:p>
@@ -21844,7 +22095,7 @@
         </w:tc>
         <w:tc>
           <w:tcPr>
-            <w:tcW w:type="dxa" w:w="1027"/>
+            <w:tcW w:type="dxa" w:w="865"/>
           </w:tcPr>
           <w:tcPr/>
           <w:p>
@@ -21859,7 +22110,7 @@
         </w:tc>
         <w:tc>
           <w:tcPr>
-            <w:tcW w:type="dxa" w:w="1027"/>
+            <w:tcW w:type="dxa" w:w="865"/>
           </w:tcPr>
           <w:tcPr/>
           <w:p>
@@ -21874,7 +22125,7 @@
         </w:tc>
         <w:tc>
           <w:tcPr>
-            <w:tcW w:type="dxa" w:w="1031"/>
+            <w:tcW w:type="dxa" w:w="2409"/>
           </w:tcPr>
           <w:tcPr/>
           <w:p>
@@ -21882,98 +22133,8 @@
               <w:pStyle w:val="Compact"/>
               <w:jc w:val="center"/>
             </w:pPr>
-            <m:oMath>
-              <m:d>
-                <m:dPr>
-                  <m:begChr m:val="["/>
-                  <m:sepChr m:val=""/>
-                  <m:endChr m:val="]"/>
-                  <m:grow/>
-                </m:dPr>
-                <m:e>
-                  <m:sSup>
-                    <m:e>
-                      <m:r>
-                        <m:rPr>
-                          <m:sty m:val="p"/>
-                        </m:rPr>
-                        <w:rPr>
-                          <w:rFonts w:ascii="Times New Roman" w:hAnsi="Times New Roman" w:cs="Times New Roman" w:eastAsia="SimSun"/>
-                        </w:rPr>
-                        <m:t>H</m:t>
-                      </m:r>
-                    </m:e>
-                    <m:sup>
-                      <m:r>
-                        <m:rPr>
-                          <m:sty m:val="p"/>
-                        </m:rPr>
-                        <w:rPr>
-                          <w:rFonts w:ascii="Times New Roman" w:hAnsi="Times New Roman" w:cs="Times New Roman" w:eastAsia="SimSun"/>
-                        </w:rPr>
-                        <m:t>+</m:t>
-                      </m:r>
-                    </m:sup>
-                  </m:sSup>
-                </m:e>
-              </m:d>
-              <m:r>
-                <m:rPr>
-                  <m:sty m:val="p"/>
-                </m:rPr>
-                <w:rPr>
-                  <w:rFonts w:ascii="Times New Roman" w:hAnsi="Times New Roman" w:cs="Times New Roman" w:eastAsia="SimSun"/>
-                </w:rPr>
-                <m:t>/</m:t>
-              </m:r>
-              <m:r>
-                <m:rPr>
-                  <m:sty m:val="p"/>
-                </m:rPr>
-                <w:rPr>
-                  <w:rFonts w:ascii="Times New Roman" w:hAnsi="Times New Roman" w:cs="Times New Roman" w:eastAsia="SimSun"/>
-                </w:rPr>
-                <m:t>m</m:t>
-              </m:r>
-              <m:r>
-                <m:rPr>
-                  <m:sty m:val="p"/>
-                </m:rPr>
-                <w:rPr>
-                  <w:rFonts w:ascii="Times New Roman" w:hAnsi="Times New Roman" w:cs="Times New Roman" w:eastAsia="SimSun"/>
-                </w:rPr>
-                <m:t>o</m:t>
-              </m:r>
-              <m:r>
-                <m:rPr>
-                  <m:sty m:val="p"/>
-                </m:rPr>
-                <w:rPr>
-                  <w:rFonts w:ascii="Times New Roman" w:hAnsi="Times New Roman" w:cs="Times New Roman" w:eastAsia="SimSun"/>
-                </w:rPr>
-                <m:t>l</m:t>
-              </m:r>
-              <m:r>
-                <m:rPr>
-                  <m:sty m:val="p"/>
-                </m:rPr>
-                <w:rPr>
-                  <w:rFonts w:ascii="Times New Roman" w:hAnsi="Times New Roman" w:cs="Times New Roman" w:eastAsia="SimSun"/>
-                </w:rPr>
-                <m:t>/</m:t>
-              </m:r>
-              <m:r>
-                <m:rPr>
-                  <m:sty m:val="p"/>
-                </m:rPr>
-                <w:rPr>
-                  <w:rFonts w:ascii="Times New Roman" w:hAnsi="Times New Roman" w:cs="Times New Roman" w:eastAsia="SimSun"/>
-                </w:rPr>
-                <m:t>L</m:t>
-              </m:r>
-            </m:oMath>
             <w:r>
-              <w:t xml:space="preserve">​</w:t>
+              <w:t xml:space="preserve">[H⁺]/(mol·L⁻¹)</w:t>
             </w:r>
           </w:p>
         </w:tc>
@@ -21981,7 +22142,7 @@
       <w:tr>
         <w:tc>
           <w:tcPr>
-            <w:tcW w:type="dxa" w:w="1027"/>
+            <w:tcW w:type="dxa" w:w="865"/>
           </w:tcPr>
           <w:tcPr/>
           <w:p>
@@ -21996,7 +22157,7 @@
         </w:tc>
         <w:tc>
           <w:tcPr>
-            <w:tcW w:type="dxa" w:w="1119"/>
+            <w:tcW w:type="dxa" w:w="942"/>
           </w:tcPr>
           <w:tcPr/>
           <w:p>
@@ -22011,7 +22172,7 @@
         </w:tc>
         <w:tc>
           <w:tcPr>
-            <w:tcW w:type="dxa" w:w="1027"/>
+            <w:tcW w:type="dxa" w:w="865"/>
           </w:tcPr>
           <w:tcPr/>
           <w:p>
@@ -22026,7 +22187,7 @@
         </w:tc>
         <w:tc>
           <w:tcPr>
-            <w:tcW w:type="dxa" w:w="1119"/>
+            <w:tcW w:type="dxa" w:w="942"/>
           </w:tcPr>
           <w:tcPr/>
           <w:p>
@@ -22041,7 +22202,7 @@
         </w:tc>
         <w:tc>
           <w:tcPr>
-            <w:tcW w:type="dxa" w:w="1119"/>
+            <w:tcW w:type="dxa" w:w="942"/>
           </w:tcPr>
           <w:tcPr/>
           <w:p>
@@ -22056,7 +22217,7 @@
         </w:tc>
         <w:tc>
           <w:tcPr>
-            <w:tcW w:type="dxa" w:w="1256"/>
+            <w:tcW w:type="dxa" w:w="1057"/>
           </w:tcPr>
           <w:tcPr/>
           <w:p>
@@ -22071,7 +22232,7 @@
         </w:tc>
         <w:tc>
           <w:tcPr>
-            <w:tcW w:type="dxa" w:w="1027"/>
+            <w:tcW w:type="dxa" w:w="865"/>
           </w:tcPr>
           <w:tcPr/>
           <w:p>
@@ -22086,7 +22247,7 @@
         </w:tc>
         <w:tc>
           <w:tcPr>
-            <w:tcW w:type="dxa" w:w="1027"/>
+            <w:tcW w:type="dxa" w:w="865"/>
           </w:tcPr>
           <w:tcPr/>
           <w:p>
@@ -22101,7 +22262,7 @@
         </w:tc>
         <w:tc>
           <w:tcPr>
-            <w:tcW w:type="dxa" w:w="1031"/>
+            <w:tcW w:type="dxa" w:w="2409"/>
           </w:tcPr>
           <w:tcPr/>
           <w:p>
@@ -22118,7 +22279,7 @@
       <w:tr>
         <w:tc>
           <w:tcPr>
-            <w:tcW w:type="dxa" w:w="1027"/>
+            <w:tcW w:type="dxa" w:w="865"/>
           </w:tcPr>
           <w:tcPr/>
           <w:p>
@@ -22186,7 +22347,7 @@
         </w:tc>
         <w:tc>
           <w:tcPr>
-            <w:tcW w:type="dxa" w:w="1119"/>
+            <w:tcW w:type="dxa" w:w="942"/>
           </w:tcPr>
           <w:tcPr/>
           <w:p>
@@ -22201,7 +22362,7 @@
         </w:tc>
         <w:tc>
           <w:tcPr>
-            <w:tcW w:type="dxa" w:w="1027"/>
+            <w:tcW w:type="dxa" w:w="865"/>
           </w:tcPr>
           <w:tcPr/>
           <w:p>
@@ -22216,7 +22377,7 @@
         </w:tc>
         <w:tc>
           <w:tcPr>
-            <w:tcW w:type="dxa" w:w="1119"/>
+            <w:tcW w:type="dxa" w:w="942"/>
           </w:tcPr>
           <w:tcPr/>
           <w:p>
@@ -22231,7 +22392,7 @@
         </w:tc>
         <w:tc>
           <w:tcPr>
-            <w:tcW w:type="dxa" w:w="1119"/>
+            <w:tcW w:type="dxa" w:w="942"/>
           </w:tcPr>
           <w:tcPr/>
           <w:p>
@@ -22246,7 +22407,7 @@
         </w:tc>
         <w:tc>
           <w:tcPr>
-            <w:tcW w:type="dxa" w:w="1256"/>
+            <w:tcW w:type="dxa" w:w="1057"/>
           </w:tcPr>
           <w:tcPr/>
           <w:p>
@@ -22261,7 +22422,7 @@
         </w:tc>
         <w:tc>
           <w:tcPr>
-            <w:tcW w:type="dxa" w:w="1027"/>
+            <w:tcW w:type="dxa" w:w="865"/>
           </w:tcPr>
           <w:tcPr/>
           <w:p>
@@ -22276,7 +22437,7 @@
         </w:tc>
         <w:tc>
           <w:tcPr>
-            <w:tcW w:type="dxa" w:w="1027"/>
+            <w:tcW w:type="dxa" w:w="865"/>
           </w:tcPr>
           <w:tcPr/>
           <w:p>
@@ -22291,7 +22452,7 @@
         </w:tc>
         <w:tc>
           <w:tcPr>
-            <w:tcW w:type="dxa" w:w="1031"/>
+            <w:tcW w:type="dxa" w:w="2409"/>
           </w:tcPr>
           <w:tcPr/>
           <w:p>
@@ -22299,52 +22460,8 @@
               <w:pStyle w:val="Compact"/>
               <w:jc w:val="center"/>
             </w:pPr>
-            <m:oMath>
-              <m:r>
-                <w:rPr>
-                  <w:rFonts w:ascii="Times New Roman" w:hAnsi="Times New Roman" w:cs="Times New Roman" w:eastAsia="SimSun"/>
-                </w:rPr>
-                <m:t>8.71</m:t>
-              </m:r>
-              <m:r>
-                <m:rPr>
-                  <m:sty m:val="p"/>
-                </m:rPr>
-                <w:rPr>
-                  <w:rFonts w:ascii="Times New Roman" w:hAnsi="Times New Roman" w:cs="Times New Roman" w:eastAsia="SimSun"/>
-                </w:rPr>
-                <m:t>×</m:t>
-              </m:r>
-              <m:sSup>
-                <m:e>
-                  <m:r>
-                    <w:rPr>
-                      <w:rFonts w:ascii="Times New Roman" w:hAnsi="Times New Roman" w:cs="Times New Roman" w:eastAsia="SimSun"/>
-                    </w:rPr>
-                    <m:t>10</m:t>
-                  </m:r>
-                </m:e>
-                <m:sup>
-                  <m:r>
-                    <m:rPr>
-                      <m:sty m:val="p"/>
-                    </m:rPr>
-                    <w:rPr>
-                      <w:rFonts w:ascii="Times New Roman" w:hAnsi="Times New Roman" w:cs="Times New Roman" w:eastAsia="SimSun"/>
-                    </w:rPr>
-                    <m:t>−</m:t>
-                  </m:r>
-                  <m:r>
-                    <w:rPr>
-                      <w:rFonts w:ascii="Times New Roman" w:hAnsi="Times New Roman" w:cs="Times New Roman" w:eastAsia="SimSun"/>
-                    </w:rPr>
-                    <m:t>3</m:t>
-                  </m:r>
-                </m:sup>
-              </m:sSup>
-            </m:oMath>
             <w:r>
-              <w:t xml:space="preserve">​</w:t>
+              <w:t xml:space="preserve">8.71×10⁻³</w:t>
             </w:r>
           </w:p>
         </w:tc>

--- a/00-首页/题组Word/初赛模拟卷/真题版式/初赛模拟卷XVII（非有机·学生版·真题版式）.docx
+++ b/00-首页/题组Word/初赛模拟卷/真题版式/初赛模拟卷XVII（非有机·学生版·真题版式）.docx
@@ -1204,16 +1204,6 @@
     <w:p>
       <w:pPr>
         <w:pStyle w:val="BodyText"/>
-        <w:spacing w:before="0" w:after="0" w:line="276" w:lineRule="auto"/>
-        <w:ind w:firstLineChars="200" w:firstLine="420"/>
-      </w:pPr>
-      <w:r>
-        <w:t xml:space="preserve">8</w:t>
-      </w:r>
-    </w:p>
-    <w:p>
-      <w:pPr>
-        <w:pStyle w:val="BodyText"/>
         <w:keepNext/>
         <w:spacing w:before="120" w:after="40" w:line="240" w:lineRule="auto"/>
         <w:jc w:val="center"/>
@@ -1274,40 +1264,13 @@
         <w:t xml:space="preserve">图</w:t>
       </w:r>
       <w:r>
-        <w:t xml:space="preserve"> 4</w:t>
-      </w:r>
-      <w:r>
-        <w:t xml:space="preserve"> </w:t>
-      </w:r>
-      <w:r>
-        <w:rPr>
-          <w:rFonts w:ascii="Times New Roman" w:hAnsi="Times New Roman" w:cs="Times New Roman" w:eastAsia="SimSun"/>
-        </w:rPr>
-        <w:t xml:space="preserve">图</w:t>
-      </w:r>
-      <w:r>
-        <w:t xml:space="preserve"> 5</w:t>
-      </w:r>
-      <w:r>
-        <w:t xml:space="preserve"> </w:t>
-      </w:r>
-      <w:r>
-        <w:rPr>
-          <w:rFonts w:ascii="Times New Roman" w:hAnsi="Times New Roman" w:cs="Times New Roman" w:eastAsia="SimSun"/>
-        </w:rPr>
-        <w:t xml:space="preserve">图</w:t>
-      </w:r>
-      <w:r>
-        <w:t xml:space="preserve"> 6</w:t>
-      </w:r>
-      <w:r>
-        <w:t xml:space="preserve"> </w:t>
-      </w:r>
-      <w:r>
-        <w:rPr>
-          <w:rFonts w:ascii="Times New Roman" w:hAnsi="Times New Roman" w:cs="Times New Roman" w:eastAsia="SimSun"/>
-        </w:rPr>
-        <w:t xml:space="preserve">图</w:t>
+        <w:t xml:space="preserve"> </w:t>
+      </w:r>
+      <w:r>
+        <w:rPr>
+          <w:rFonts w:ascii="Times New Roman" w:hAnsi="Times New Roman" w:cs="Times New Roman" w:eastAsia="SimSun"/>
+        </w:rPr>
+        <w:t xml:space="preserve">4～图</w:t>
       </w:r>
       <w:r>
         <w:t xml:space="preserve"> 7</w:t>

--- a/00-首页/题组Word/初赛模拟卷/真题版式/初赛模拟卷XVII（非有机·学生版·真题版式）.docx
+++ b/00-首页/题组Word/初赛模拟卷/真题版式/初赛模拟卷XVII（非有机·学生版·真题版式）.docx
@@ -1145,7 +1145,7 @@
       <w:r>
         <w:drawing>
           <wp:inline>
-            <wp:extent cx="1179328" cy="2448000"/>
+            <wp:extent cx="1207007" cy="2505456"/>
             <wp:effectExtent b="0" l="0" r="0" t="0"/>
             <wp:docPr descr="" title="" id="29" name="Picture"/>
             <a:graphic>
@@ -1166,7 +1166,7 @@
                   <pic:spPr bwMode="auto">
                     <a:xfrm>
                       <a:off x="0" y="0"/>
-                      <a:ext cx="1179328" cy="2448000"/>
+                      <a:ext cx="1207007" cy="2505456"/>
                     </a:xfrm>
                     <a:prstGeom prst="rect">
                       <a:avLst/>
@@ -1211,7 +1211,7 @@
       <w:r>
         <w:drawing>
           <wp:inline>
-            <wp:extent cx="1968284" cy="2160000"/>
+            <wp:extent cx="2816351" cy="3090672"/>
             <wp:effectExtent b="0" l="0" r="0" t="0"/>
             <wp:docPr descr="" title="" id="32" name="Picture"/>
             <a:graphic>
@@ -1232,7 +1232,7 @@
                   <pic:spPr bwMode="auto">
                     <a:xfrm>
                       <a:off x="0" y="0"/>
-                      <a:ext cx="1968284" cy="2160000"/>
+                      <a:ext cx="2816351" cy="3090672"/>
                     </a:xfrm>
                     <a:prstGeom prst="rect">
                       <a:avLst/>
@@ -3300,7 +3300,7 @@
       <w:r>
         <w:drawing>
           <wp:inline>
-            <wp:extent cx="2160000" cy="1885090"/>
+            <wp:extent cx="3017520" cy="2633470"/>
             <wp:effectExtent b="0" l="0" r="0" t="0"/>
             <wp:docPr descr="" title="" id="36" name="Picture"/>
             <a:graphic>
@@ -3321,7 +3321,7 @@
                   <pic:spPr bwMode="auto">
                     <a:xfrm>
                       <a:off x="0" y="0"/>
-                      <a:ext cx="2160000" cy="1885090"/>
+                      <a:ext cx="3017520" cy="2633470"/>
                     </a:xfrm>
                     <a:prstGeom prst="rect">
                       <a:avLst/>
@@ -7090,7 +7090,7 @@
       <w:r>
         <w:drawing>
           <wp:inline>
-            <wp:extent cx="2923739" cy="1861725"/>
+            <wp:extent cx="4555940" cy="2527200"/>
             <wp:effectExtent b="0" l="0" r="0" t="0"/>
             <wp:docPr descr="" title="" id="45" name="Picture"/>
             <a:graphic>
@@ -7111,7 +7111,7 @@
                   <pic:spPr bwMode="auto">
                     <a:xfrm>
                       <a:off x="0" y="0"/>
-                      <a:ext cx="2923739" cy="1861725"/>
+                      <a:ext cx="4555940" cy="2527200"/>
                     </a:xfrm>
                     <a:prstGeom prst="rect">
                       <a:avLst/>
@@ -7578,7 +7578,7 @@
       <w:r>
         <w:drawing>
           <wp:inline>
-            <wp:extent cx="3024000" cy="1774690"/>
+            <wp:extent cx="4306246" cy="2527200"/>
             <wp:effectExtent b="0" l="0" r="0" t="0"/>
             <wp:docPr descr="" title="" id="51" name="Picture"/>
             <a:graphic>
@@ -7599,7 +7599,7 @@
                   <pic:spPr bwMode="auto">
                     <a:xfrm>
                       <a:off x="0" y="0"/>
-                      <a:ext cx="3024000" cy="1774690"/>
+                      <a:ext cx="4306246" cy="2527200"/>
                     </a:xfrm>
                     <a:prstGeom prst="rect">
                       <a:avLst/>
@@ -11057,7 +11057,7 @@
       <w:r>
         <w:drawing>
           <wp:inline>
-            <wp:extent cx="2160000" cy="1935808"/>
+            <wp:extent cx="3054095" cy="2737103"/>
             <wp:effectExtent b="0" l="0" r="0" t="0"/>
             <wp:docPr descr="" title="" id="62" name="Picture"/>
             <a:graphic>
@@ -11078,7 +11078,7 @@
                   <pic:spPr bwMode="auto">
                     <a:xfrm>
                       <a:off x="0" y="0"/>
-                      <a:ext cx="2160000" cy="1935808"/>
+                      <a:ext cx="3054095" cy="2737103"/>
                     </a:xfrm>
                     <a:prstGeom prst="rect">
                       <a:avLst/>
@@ -15274,7 +15274,7 @@
       <w:r>
         <w:drawing>
           <wp:inline>
-            <wp:extent cx="2962907" cy="1837114"/>
+            <wp:extent cx="3224784" cy="1999487"/>
             <wp:effectExtent b="0" l="0" r="0" t="0"/>
             <wp:docPr descr="" title="" id="67" name="Picture"/>
             <a:graphic>
@@ -15295,7 +15295,7 @@
                   <pic:spPr bwMode="auto">
                     <a:xfrm>
                       <a:off x="0" y="0"/>
-                      <a:ext cx="2962907" cy="1837114"/>
+                      <a:ext cx="3224784" cy="1999487"/>
                     </a:xfrm>
                     <a:prstGeom prst="rect">
                       <a:avLst/>
@@ -15414,7 +15414,7 @@
       <w:r>
         <w:drawing>
           <wp:inline>
-            <wp:extent cx="2787403" cy="1872000"/>
+            <wp:extent cx="3712463" cy="2493264"/>
             <wp:effectExtent b="0" l="0" r="0" t="0"/>
             <wp:docPr descr="" title="" id="70" name="Picture"/>
             <a:graphic>
@@ -15435,7 +15435,7 @@
                   <pic:spPr bwMode="auto">
                     <a:xfrm>
                       <a:off x="0" y="0"/>
-                      <a:ext cx="2787403" cy="1872000"/>
+                      <a:ext cx="3712463" cy="2493264"/>
                     </a:xfrm>
                     <a:prstGeom prst="rect">
                       <a:avLst/>
@@ -18850,7 +18850,7 @@
       <w:r>
         <w:drawing>
           <wp:inline>
-            <wp:extent cx="3024000" cy="631679"/>
+            <wp:extent cx="8229600" cy="1719069"/>
             <wp:effectExtent b="0" l="0" r="0" t="0"/>
             <wp:docPr descr="" title="" id="74" name="Picture"/>
             <a:graphic>
@@ -18871,7 +18871,7 @@
                   <pic:spPr bwMode="auto">
                     <a:xfrm>
                       <a:off x="0" y="0"/>
-                      <a:ext cx="3024000" cy="631679"/>
+                      <a:ext cx="8229600" cy="1719069"/>
                     </a:xfrm>
                     <a:prstGeom prst="rect">
                       <a:avLst/>
@@ -18922,7 +18922,7 @@
       <w:r>
         <w:drawing>
           <wp:inline>
-            <wp:extent cx="2508670" cy="1872000"/>
+            <wp:extent cx="4082400" cy="3046336"/>
             <wp:effectExtent b="0" l="0" r="0" t="0"/>
             <wp:docPr descr="" title="" id="77" name="Picture"/>
             <a:graphic>
@@ -18943,7 +18943,7 @@
                   <pic:spPr bwMode="auto">
                     <a:xfrm>
                       <a:off x="0" y="0"/>
-                      <a:ext cx="2508670" cy="1872000"/>
+                      <a:ext cx="4082400" cy="3046336"/>
                     </a:xfrm>
                     <a:prstGeom prst="rect">
                       <a:avLst/>
@@ -19324,7 +19324,7 @@
       <w:r>
         <w:drawing>
           <wp:inline>
-            <wp:extent cx="3024000" cy="1175570"/>
+            <wp:extent cx="6500891" cy="2527200"/>
             <wp:effectExtent b="0" l="0" r="0" t="0"/>
             <wp:docPr descr="" title="" id="80" name="Picture"/>
             <a:graphic>
@@ -19345,7 +19345,7 @@
                   <pic:spPr bwMode="auto">
                     <a:xfrm>
                       <a:off x="0" y="0"/>
-                      <a:ext cx="3024000" cy="1175570"/>
+                      <a:ext cx="6500891" cy="2527200"/>
                     </a:xfrm>
                     <a:prstGeom prst="rect">
                       <a:avLst/>
@@ -19954,7 +19954,7 @@
       <w:r>
         <w:drawing>
           <wp:inline>
-            <wp:extent cx="1741348" cy="2160000"/>
+            <wp:extent cx="1749551" cy="2170176"/>
             <wp:effectExtent b="0" l="0" r="0" t="0"/>
             <wp:docPr descr="" title="" id="84" name="Picture"/>
             <a:graphic>
@@ -19975,7 +19975,7 @@
                   <pic:spPr bwMode="auto">
                     <a:xfrm>
                       <a:off x="0" y="0"/>
-                      <a:ext cx="1741348" cy="2160000"/>
+                      <a:ext cx="1749551" cy="2170176"/>
                     </a:xfrm>
                     <a:prstGeom prst="rect">
                       <a:avLst/>

--- a/00-首页/题组Word/初赛模拟卷/真题版式/初赛模拟卷XVII（非有机·学生版·真题版式）.docx
+++ b/00-首页/题组Word/初赛模拟卷/真题版式/初赛模拟卷XVII（非有机·学生版·真题版式）.docx
@@ -2,7 +2,7 @@
 <file path=word/document.xml><?xml version="1.0" encoding="utf-8"?>
 <w:document xmlns:w="http://schemas.openxmlformats.org/wordprocessingml/2006/main" xmlns:m="http://schemas.openxmlformats.org/officeDocument/2006/math" xmlns:r="http://schemas.openxmlformats.org/officeDocument/2006/relationships" xmlns:o="urn:schemas-microsoft-com:office:office" xmlns:v="urn:schemas-microsoft-com:vml" xmlns:w10="urn:schemas-microsoft-com:office:word" xmlns:a="http://schemas.openxmlformats.org/drawingml/2006/main" xmlns:pic="http://schemas.openxmlformats.org/drawingml/2006/picture" xmlns:wp="http://schemas.openxmlformats.org/drawingml/2006/wordprocessingDrawing">
   <w:body>
-    <w:bookmarkStart w:id="88" w:name="初赛模拟卷-xvii非有机"/>
+    <w:bookmarkStart w:id="97" w:name="初赛模拟卷-xvii非有机"/>
     <w:p>
       <w:pPr>
         <w:pStyle w:val="Heading1"/>
@@ -23,7 +23,7 @@
         <w:t xml:space="preserve">XVII（非有机）</w:t>
       </w:r>
     </w:p>
-    <w:bookmarkStart w:id="57" w:name="第一部分-结构化学第-15-题共-65-分"/>
+    <w:bookmarkStart w:id="66" w:name="第一部分-结构化学第-15-题共-65-分"/>
     <w:p>
       <w:pPr>
         <w:pStyle w:val="Heading2"/>
@@ -62,7 +62,7 @@
         <w:t xml:space="preserve">分）</w:t>
       </w:r>
     </w:p>
-    <w:bookmarkStart w:id="34" w:name="第-1-题13-分"/>
+    <w:bookmarkStart w:id="43" w:name="第-1-题13-分"/>
     <w:p>
       <w:pPr>
         <w:pStyle w:val="Heading3"/>
@@ -162,25 +162,25 @@
         <w:rPr>
           <w:rFonts w:ascii="Times New Roman" w:hAnsi="Times New Roman" w:cs="Times New Roman" w:eastAsia="SimSun"/>
         </w:rPr>
-        <w:t xml:space="preserve">进行填隙。写出A、B、C</w:t>
-      </w:r>
-      <w:r>
-        <w:t xml:space="preserve"> </w:t>
-      </w:r>
-      <w:r>
-        <w:rPr>
-          <w:rFonts w:ascii="Times New Roman" w:hAnsi="Times New Roman" w:cs="Times New Roman" w:eastAsia="SimSun"/>
-        </w:rPr>
-        <w:t xml:space="preserve">的化学式，</w:t>
-      </w:r>
-      <w:r>
-        <w:t xml:space="preserve"> </w:t>
-      </w:r>
-      <w:r>
-        <w:rPr>
-          <w:rFonts w:ascii="Times New Roman" w:hAnsi="Times New Roman" w:cs="Times New Roman" w:eastAsia="SimSun"/>
-        </w:rPr>
-        <w:t xml:space="preserve">指出结构基元。大球为Fe，小球为</w:t>
+        <w:t xml:space="preserve">进行填隙。写出</w:t>
+      </w:r>
+      <w:r>
+        <w:t xml:space="preserve"> A、B、C </w:t>
+      </w:r>
+      <w:r>
+        <w:rPr>
+          <w:rFonts w:ascii="Times New Roman" w:hAnsi="Times New Roman" w:cs="Times New Roman" w:eastAsia="SimSun"/>
+        </w:rPr>
+        <w:t xml:space="preserve">的化学式，指出结构基元。大球为</w:t>
+      </w:r>
+      <w:r>
+        <w:t xml:space="preserve"> </w:t>
+      </w:r>
+      <w:r>
+        <w:rPr>
+          <w:rFonts w:ascii="Times New Roman" w:hAnsi="Times New Roman" w:cs="Times New Roman" w:eastAsia="SimSun"/>
+        </w:rPr>
+        <w:t xml:space="preserve">Fe，小球为</w:t>
       </w:r>
       <w:r>
         <w:t xml:space="preserve"> N。</w:t>
@@ -1211,14 +1211,14 @@
       <w:r>
         <w:drawing>
           <wp:inline>
-            <wp:extent cx="2816351" cy="3090672"/>
+            <wp:extent cx="1755648" cy="1792224"/>
             <wp:effectExtent b="0" l="0" r="0" t="0"/>
             <wp:docPr descr="" title="" id="32" name="Picture"/>
             <a:graphic>
               <a:graphicData uri="http://schemas.openxmlformats.org/drawingml/2006/picture">
                 <pic:pic>
                   <pic:nvPicPr>
-                    <pic:cNvPr descr="ce154830d0887d2c916956e432e7052f70809892698becd06caa82d78401cd86.jpg" id="33" name="Picture"/>
+                    <pic:cNvPr descr="1d4def0b1ad682782765178a5a92f3c190101381c85a70e0643653a8f71a8bf5.jpeg" id="33" name="Picture"/>
                     <pic:cNvPicPr>
                       <a:picLocks noChangeArrowheads="1" noChangeAspect="1"/>
                     </pic:cNvPicPr>
@@ -1232,7 +1232,7 @@
                   <pic:spPr bwMode="auto">
                     <a:xfrm>
                       <a:off x="0" y="0"/>
-                      <a:ext cx="2816351" cy="3090672"/>
+                      <a:ext cx="1755648" cy="1792224"/>
                     </a:xfrm>
                     <a:prstGeom prst="rect">
                       <a:avLst/>
@@ -1264,16 +1264,139 @@
         <w:t xml:space="preserve">图</w:t>
       </w:r>
       <w:r>
-        <w:t xml:space="preserve"> </w:t>
-      </w:r>
-      <w:r>
-        <w:rPr>
-          <w:rFonts w:ascii="Times New Roman" w:hAnsi="Times New Roman" w:cs="Times New Roman" w:eastAsia="SimSun"/>
-        </w:rPr>
-        <w:t xml:space="preserve">4～图</w:t>
-      </w:r>
-      <w:r>
-        <w:t xml:space="preserve"> 7</w:t>
+        <w:t xml:space="preserve"> 4</w:t>
+      </w:r>
+    </w:p>
+    <w:p>
+      <w:pPr>
+        <w:pStyle w:val="BodyText"/>
+        <w:keepNext/>
+        <w:spacing w:before="120" w:after="40" w:line="240" w:lineRule="auto"/>
+        <w:jc w:val="center"/>
+      </w:pPr>
+      <w:r>
+        <w:drawing>
+          <wp:inline>
+            <wp:extent cx="2389632" cy="1688592"/>
+            <wp:effectExtent b="0" l="0" r="0" t="0"/>
+            <wp:docPr descr="" title="" id="35" name="Picture"/>
+            <a:graphic>
+              <a:graphicData uri="http://schemas.openxmlformats.org/drawingml/2006/picture">
+                <pic:pic>
+                  <pic:nvPicPr>
+                    <pic:cNvPr descr="413bcf86e6487a51dc569271ca43f5f624e1cf92a626945a55c4322288201e37.jpeg" id="36" name="Picture"/>
+                    <pic:cNvPicPr>
+                      <a:picLocks noChangeArrowheads="1" noChangeAspect="1"/>
+                    </pic:cNvPicPr>
+                  </pic:nvPicPr>
+                  <pic:blipFill>
+                    <a:blip r:embed="rId34"/>
+                    <a:stretch>
+                      <a:fillRect/>
+                    </a:stretch>
+                  </pic:blipFill>
+                  <pic:spPr bwMode="auto">
+                    <a:xfrm>
+                      <a:off x="0" y="0"/>
+                      <a:ext cx="2389632" cy="1688592"/>
+                    </a:xfrm>
+                    <a:prstGeom prst="rect">
+                      <a:avLst/>
+                    </a:prstGeom>
+                    <a:noFill/>
+                    <a:ln w="9525">
+                      <a:noFill/>
+                      <a:headEnd/>
+                      <a:tailEnd/>
+                    </a:ln>
+                  </pic:spPr>
+                </pic:pic>
+              </a:graphicData>
+            </a:graphic>
+          </wp:inline>
+        </w:drawing>
+      </w:r>
+    </w:p>
+    <w:p>
+      <w:pPr>
+        <w:pStyle w:val="BodyText"/>
+        <w:spacing w:before="0" w:after="120" w:line="240" w:lineRule="auto"/>
+        <w:jc w:val="center"/>
+      </w:pPr>
+      <w:r>
+        <w:rPr>
+          <w:rFonts w:ascii="Times New Roman" w:hAnsi="Times New Roman" w:cs="Times New Roman" w:eastAsia="SimSun"/>
+        </w:rPr>
+        <w:t xml:space="preserve">图</w:t>
+      </w:r>
+      <w:r>
+        <w:t xml:space="preserve"> 5</w:t>
+      </w:r>
+    </w:p>
+    <w:p>
+      <w:pPr>
+        <w:pStyle w:val="BodyText"/>
+        <w:keepNext/>
+        <w:spacing w:before="120" w:after="40" w:line="240" w:lineRule="auto"/>
+        <w:jc w:val="center"/>
+      </w:pPr>
+      <w:r>
+        <w:drawing>
+          <wp:inline>
+            <wp:extent cx="1962912" cy="1938528"/>
+            <wp:effectExtent b="0" l="0" r="0" t="0"/>
+            <wp:docPr descr="" title="" id="38" name="Picture"/>
+            <a:graphic>
+              <a:graphicData uri="http://schemas.openxmlformats.org/drawingml/2006/picture">
+                <pic:pic>
+                  <pic:nvPicPr>
+                    <pic:cNvPr descr="c033d63ff6b8c892ad6faf21fea716de2da5c6124f2871314baf19c29ab1ae2f.jpeg" id="39" name="Picture"/>
+                    <pic:cNvPicPr>
+                      <a:picLocks noChangeArrowheads="1" noChangeAspect="1"/>
+                    </pic:cNvPicPr>
+                  </pic:nvPicPr>
+                  <pic:blipFill>
+                    <a:blip r:embed="rId37"/>
+                    <a:stretch>
+                      <a:fillRect/>
+                    </a:stretch>
+                  </pic:blipFill>
+                  <pic:spPr bwMode="auto">
+                    <a:xfrm>
+                      <a:off x="0" y="0"/>
+                      <a:ext cx="1962912" cy="1938528"/>
+                    </a:xfrm>
+                    <a:prstGeom prst="rect">
+                      <a:avLst/>
+                    </a:prstGeom>
+                    <a:noFill/>
+                    <a:ln w="9525">
+                      <a:noFill/>
+                      <a:headEnd/>
+                      <a:tailEnd/>
+                    </a:ln>
+                  </pic:spPr>
+                </pic:pic>
+              </a:graphicData>
+            </a:graphic>
+          </wp:inline>
+        </w:drawing>
+      </w:r>
+    </w:p>
+    <w:p>
+      <w:pPr>
+        <w:pStyle w:val="BodyText"/>
+        <w:spacing w:before="0" w:after="120" w:line="240" w:lineRule="auto"/>
+        <w:jc w:val="center"/>
+      </w:pPr>
+      <w:r>
+        <w:rPr>
+          <w:rFonts w:ascii="Times New Roman" w:hAnsi="Times New Roman" w:cs="Times New Roman" w:eastAsia="SimSun"/>
+        </w:rPr>
+        <w:t xml:space="preserve">图</w:t>
+      </w:r>
+      <w:r>
+        <w:t xml:space="preserve"> 6</w:t>
       </w:r>
     </w:p>
     <w:p>
@@ -1805,10 +1928,7 @@
         <w:rPr>
           <w:rFonts w:ascii="Times New Roman" w:hAnsi="Times New Roman" w:cs="Times New Roman" w:eastAsia="SimSun"/>
         </w:rPr>
-        <w:t xml:space="preserve">为顶点的晶胞结构。1-4-2</w:t>
-      </w:r>
-      <w:r>
-        <w:t xml:space="preserve"> Zn</w:t>
+        <w:t xml:space="preserve">为顶点的晶胞结构。</w:t>
       </w:r>
     </w:p>
     <w:p>
@@ -1817,70 +1937,8 @@
         <w:spacing w:before="0" w:after="0" w:line="276" w:lineRule="auto"/>
         <w:ind w:firstLineChars="200" w:firstLine="420"/>
       </w:pPr>
-      <m:oMath>
-        <m:r>
-          <w:rPr>
-            <w:rFonts w:ascii="Times New Roman" w:hAnsi="Times New Roman" w:cs="Times New Roman" w:eastAsia="SimSun"/>
-          </w:rPr>
-          <m:t>5</m:t>
-        </m:r>
-        <m:r>
-          <m:rPr>
-            <m:sty m:val="p"/>
-          </m:rPr>
-          <w:rPr>
-            <w:rFonts w:ascii="Times New Roman" w:hAnsi="Times New Roman" w:cs="Times New Roman" w:eastAsia="SimSun"/>
-          </w:rPr>
-          <m:t>−</m:t>
-        </m:r>
-        <m:r>
-          <w:rPr>
-            <w:rFonts w:ascii="Times New Roman" w:hAnsi="Times New Roman" w:cs="Times New Roman" w:eastAsia="SimSun"/>
-          </w:rPr>
-          <m:t>4</m:t>
-        </m:r>
-        <m:r>
-          <m:rPr>
-            <m:sty m:val="p"/>
-          </m:rPr>
-          <w:rPr>
-            <w:rFonts w:ascii="Times New Roman" w:hAnsi="Times New Roman" w:cs="Times New Roman" w:eastAsia="SimSun"/>
-          </w:rPr>
-          <m:t>−</m:t>
-        </m:r>
-        <m:r>
-          <w:rPr>
-            <w:rFonts w:ascii="Times New Roman" w:hAnsi="Times New Roman" w:cs="Times New Roman" w:eastAsia="SimSun"/>
-          </w:rPr>
-          <m:t>2</m:t>
-        </m:r>
-        <m:sSub>
-          <m:e>
-            <m:r>
-              <w:rPr>
-                <w:rFonts w:ascii="Times New Roman" w:hAnsi="Times New Roman" w:cs="Times New Roman" w:eastAsia="SimSun"/>
-              </w:rPr>
-              <m:t>Z</m:t>
-            </m:r>
-          </m:e>
-          <m:sub>
-            <m:r>
-              <m:rPr>
-                <m:sty m:val="p"/>
-              </m:rPr>
-              <w:rPr>
-                <w:rFonts w:ascii="Times New Roman" w:hAnsi="Times New Roman" w:cs="Times New Roman" w:eastAsia="SimSun"/>
-              </w:rPr>
-              <m:t>n</m:t>
-            </m:r>
-          </m:sub>
-        </m:sSub>
-      </m:oMath>
-      <w:r>
-        <w:t xml:space="preserve"> </w:t>
-      </w:r>
-      <w:r>
-        <w:t xml:space="preserve">、 Mo、 N </w:t>
+      <w:r>
+        <w:t xml:space="preserve">Zn 、 Mo、 N </w:t>
       </w:r>
       <w:r>
         <w:rPr>
@@ -2104,16 +2162,7 @@
         <w:rPr>
           <w:rFonts w:ascii="Times New Roman" w:hAnsi="Times New Roman" w:cs="Times New Roman" w:eastAsia="SimSun"/>
         </w:rPr>
-        <w:t xml:space="preserve">俯视图中所有原子重合。</w:t>
-      </w:r>
-      <w:r>
-        <w:t xml:space="preserve"> </w:t>
-      </w:r>
-      <w:r>
-        <w:rPr>
-          <w:rFonts w:ascii="Times New Roman" w:hAnsi="Times New Roman" w:cs="Times New Roman" w:eastAsia="SimSun"/>
-        </w:rPr>
-        <w:t xml:space="preserve">大球为Mo，</w:t>
+        <w:t xml:space="preserve">俯视图中所有原子重合。大球为Mo，</w:t>
       </w:r>
       <w:r>
         <w:t xml:space="preserve"> </w:t>
@@ -2161,1133 +2210,6 @@
           <w:rFonts w:ascii="Times New Roman" w:hAnsi="Times New Roman" w:cs="Times New Roman" w:eastAsia="SimSun"/>
         </w:rPr>
         <w:t xml:space="preserve">小球为N。</w:t>
-      </w:r>
-    </w:p>
-    <w:p>
-      <w:pPr>
-        <w:pStyle w:val="BodyText"/>
-        <w:spacing w:before="0" w:after="0" w:line="276" w:lineRule="auto"/>
-      </w:pPr>
-      <w:r>
-        <w:t xml:space="preserve">1-4-2-1 Mo </w:t>
-      </w:r>
-      <w:r>
-        <w:rPr>
-          <w:rFonts w:ascii="Times New Roman" w:hAnsi="Times New Roman" w:cs="Times New Roman" w:eastAsia="SimSun"/>
-        </w:rPr>
-        <w:t xml:space="preserve">和</w:t>
-      </w:r>
-      <w:r>
-        <w:t xml:space="preserve"> Zn </w:t>
-      </w:r>
-      <w:r>
-        <w:rPr>
-          <w:rFonts w:ascii="Times New Roman" w:hAnsi="Times New Roman" w:cs="Times New Roman" w:eastAsia="SimSun"/>
-        </w:rPr>
-        <w:t xml:space="preserve">分别填充在哪种空隙中？</w:t>
-      </w:r>
-    </w:p>
-    <w:p>
-      <w:pPr>
-        <w:pStyle w:val="BodyText"/>
-        <w:spacing w:before="0" w:after="0" w:line="276" w:lineRule="auto"/>
-      </w:pPr>
-      <w:r>
-        <w:t xml:space="preserve">1-4-2-2 </w:t>
-      </w:r>
-      <w:r>
-        <w:rPr>
-          <w:rFonts w:ascii="Times New Roman" w:hAnsi="Times New Roman" w:cs="Times New Roman" w:eastAsia="SimSun"/>
-        </w:rPr>
-        <w:t xml:space="preserve">已知</w:t>
-      </w:r>
-      <w:r>
-        <w:t xml:space="preserve"> </w:t>
-      </w:r>
-      <m:oMath>
-        <m:r>
-          <m:rPr>
-            <m:sty m:val="p"/>
-          </m:rPr>
-          <w:rPr>
-            <w:rFonts w:ascii="Times New Roman" w:hAnsi="Times New Roman" w:cs="Times New Roman" w:eastAsia="SimSun"/>
-          </w:rPr>
-          <m:t>Z</m:t>
-        </m:r>
-        <m:r>
-          <m:rPr>
-            <m:sty m:val="p"/>
-          </m:rPr>
-          <w:rPr>
-            <w:rFonts w:ascii="Times New Roman" w:hAnsi="Times New Roman" w:cs="Times New Roman" w:eastAsia="SimSun"/>
-          </w:rPr>
-          <m:t>n</m:t>
-        </m:r>
-        <m:r>
-          <w:rPr>
-            <w:rFonts w:ascii="Times New Roman" w:hAnsi="Times New Roman" w:cs="Times New Roman" w:eastAsia="SimSun"/>
-          </w:rPr>
-          <m:t>1</m:t>
-        </m:r>
-        <m:r>
-          <m:rPr>
-            <m:sty m:val="p"/>
-          </m:rPr>
-          <w:rPr>
-            <w:rFonts w:ascii="Times New Roman" w:hAnsi="Times New Roman" w:cs="Times New Roman" w:eastAsia="SimSun"/>
-          </w:rPr>
-          <m:t>−</m:t>
-        </m:r>
-        <m:r>
-          <m:rPr>
-            <m:sty m:val="p"/>
-          </m:rPr>
-          <w:rPr>
-            <w:rFonts w:ascii="Times New Roman" w:hAnsi="Times New Roman" w:cs="Times New Roman" w:eastAsia="SimSun"/>
-          </w:rPr>
-          <m:t>N</m:t>
-        </m:r>
-        <m:r>
-          <w:rPr>
-            <w:rFonts w:ascii="Times New Roman" w:hAnsi="Times New Roman" w:cs="Times New Roman" w:eastAsia="SimSun"/>
-          </w:rPr>
-          <m:t>1</m:t>
-        </m:r>
-      </m:oMath>
-      <w:r>
-        <w:t xml:space="preserve"> </w:t>
-      </w:r>
-      <w:r>
-        <w:rPr>
-          <w:rFonts w:ascii="Times New Roman" w:hAnsi="Times New Roman" w:cs="Times New Roman" w:eastAsia="SimSun"/>
-        </w:rPr>
-        <w:t xml:space="preserve">键长为</w:t>
-      </w:r>
-      <w:r>
-        <w:t xml:space="preserve"> </w:t>
-      </w:r>
-      <m:oMath>
-        <m:r>
-          <w:rPr>
-            <w:rFonts w:ascii="Times New Roman" w:hAnsi="Times New Roman" w:cs="Times New Roman" w:eastAsia="SimSun"/>
-          </w:rPr>
-          <m:t>1.889</m:t>
-        </m:r>
-        <m:r>
-          <w:rPr>
-            <w:rFonts w:ascii="Times New Roman" w:hAnsi="Times New Roman" w:cs="Times New Roman" w:eastAsia="SimSun"/>
-          </w:rPr>
-          <m:t> </m:t>
-        </m:r>
-        <m:r>
-          <m:rPr>
-            <m:nor/>
-            <m:sty m:val="p"/>
-          </m:rPr>
-          <w:rPr>
-            <w:rFonts w:ascii="Times New Roman" w:hAnsi="Times New Roman" w:cs="Times New Roman" w:eastAsia="SimSun"/>
-          </w:rPr>
-          <m:t>Å</m:t>
-        </m:r>
-      </m:oMath>
-      <w:r>
-        <w:t xml:space="preserve"> </w:t>
-      </w:r>
-      <w:r>
-        <w:rPr>
-          <w:rFonts w:ascii="Times New Roman" w:hAnsi="Times New Roman" w:cs="Times New Roman" w:eastAsia="SimSun"/>
-        </w:rPr>
-        <w:t xml:space="preserve">，</w:t>
-      </w:r>
-      <w:r>
-        <w:t xml:space="preserve"> Zn1-N2 </w:t>
-      </w:r>
-      <w:r>
-        <w:rPr>
-          <w:rFonts w:ascii="Times New Roman" w:hAnsi="Times New Roman" w:cs="Times New Roman" w:eastAsia="SimSun"/>
-        </w:rPr>
-        <w:t xml:space="preserve">键长为</w:t>
-      </w:r>
-      <w:r>
-        <w:t xml:space="preserve"> 2.133 </w:t>
-      </w:r>
-      <w:r>
-        <w:rPr>
-          <w:rFonts w:ascii="Times New Roman" w:hAnsi="Times New Roman" w:cs="Times New Roman" w:eastAsia="SimSun"/>
-        </w:rPr>
-        <w:t xml:space="preserve">Å，</w:t>
-      </w:r>
-      <w:r>
-        <w:t xml:space="preserve"> </w:t>
-      </w:r>
-      <w:r>
-        <w:rPr>
-          <w:rFonts w:ascii="Times New Roman" w:hAnsi="Times New Roman" w:cs="Times New Roman" w:eastAsia="SimSun"/>
-        </w:rPr>
-        <w:t xml:space="preserve">计算</w:t>
-      </w:r>
-      <w:r>
-        <w:t xml:space="preserve"> </w:t>
-      </w:r>
-      <w:r>
-        <w:rPr>
-          <w:rFonts w:ascii="Times New Roman" w:hAnsi="Times New Roman" w:cs="Times New Roman" w:eastAsia="SimSun"/>
-        </w:rPr>
-        <w:t xml:space="preserve">N1和</w:t>
-      </w:r>
-      <w:r>
-        <w:t xml:space="preserve"> N2 </w:t>
-      </w:r>
-      <w:r>
-        <w:rPr>
-          <w:rFonts w:ascii="Times New Roman" w:hAnsi="Times New Roman" w:cs="Times New Roman" w:eastAsia="SimSun"/>
-        </w:rPr>
-        <w:t xml:space="preserve">两层之间的层间距。</w:t>
-      </w:r>
-    </w:p>
-    <w:p>
-      <w:pPr>
-        <w:pStyle w:val="BodyText"/>
-        <w:spacing w:before="0" w:after="0" w:line="276" w:lineRule="auto"/>
-      </w:pPr>
-      <w:r>
-        <w:t xml:space="preserve">1-4-2-3 </w:t>
-      </w:r>
-      <w:r>
-        <w:rPr>
-          <w:rFonts w:ascii="Times New Roman" w:hAnsi="Times New Roman" w:cs="Times New Roman" w:eastAsia="SimSun"/>
-        </w:rPr>
-        <w:t xml:space="preserve">计算</w:t>
-      </w:r>
-      <w:r>
-        <w:t xml:space="preserve"> N1 </w:t>
-      </w:r>
-      <w:r>
-        <w:rPr>
-          <w:rFonts w:ascii="Times New Roman" w:hAnsi="Times New Roman" w:cs="Times New Roman" w:eastAsia="SimSun"/>
-        </w:rPr>
-        <w:t xml:space="preserve">和</w:t>
-      </w:r>
-      <w:r>
-        <w:t xml:space="preserve"> N3 </w:t>
-      </w:r>
-      <w:r>
-        <w:rPr>
-          <w:rFonts w:ascii="Times New Roman" w:hAnsi="Times New Roman" w:cs="Times New Roman" w:eastAsia="SimSun"/>
-        </w:rPr>
-        <w:t xml:space="preserve">两层之间的层间距。</w:t>
-      </w:r>
-    </w:p>
-    <w:bookmarkEnd w:id="34"/>
-    <w:bookmarkStart w:id="38" w:name="第-2-题13-分"/>
-    <w:p>
-      <w:pPr>
-        <w:pStyle w:val="Heading3"/>
-      </w:pPr>
-      <w:r>
-        <w:rPr>
-          <w:rFonts w:ascii="Times New Roman" w:hAnsi="Times New Roman" w:cs="Times New Roman" w:eastAsia="SimSun"/>
-        </w:rPr>
-        <w:t xml:space="preserve">第</w:t>
-      </w:r>
-      <w:r>
-        <w:t xml:space="preserve"> 2 </w:t>
-      </w:r>
-      <w:r>
-        <w:rPr>
-          <w:rFonts w:ascii="Times New Roman" w:hAnsi="Times New Roman" w:cs="Times New Roman" w:eastAsia="SimSun"/>
-        </w:rPr>
-        <w:t xml:space="preserve">题（13</w:t>
-      </w:r>
-      <w:r>
-        <w:t xml:space="preserve"> </w:t>
-      </w:r>
-      <w:r>
-        <w:rPr>
-          <w:rFonts w:ascii="Times New Roman" w:hAnsi="Times New Roman" w:cs="Times New Roman" w:eastAsia="SimSun"/>
-        </w:rPr>
-        <w:t xml:space="preserve">分）</w:t>
-      </w:r>
-    </w:p>
-    <w:p>
-      <w:pPr>
-        <w:pStyle w:val="FirstParagraph"/>
-        <w:spacing w:before="0" w:after="0" w:line="276" w:lineRule="auto"/>
-      </w:pPr>
-      <w:r>
-        <w:t xml:space="preserve">2-1 1963 </w:t>
-      </w:r>
-      <w:r>
-        <w:rPr>
-          <w:rFonts w:ascii="Times New Roman" w:hAnsi="Times New Roman" w:cs="Times New Roman" w:eastAsia="SimSun"/>
-        </w:rPr>
-        <w:t xml:space="preserve">年,</w:t>
-      </w:r>
-      <w:r>
-        <w:t xml:space="preserve"> </w:t>
-      </w:r>
-      <w:r>
-        <w:rPr>
-          <w:rFonts w:ascii="Times New Roman" w:hAnsi="Times New Roman" w:cs="Times New Roman" w:eastAsia="SimSun"/>
-        </w:rPr>
-        <w:t xml:space="preserve">科学家在研究铋的低卤化物的结构时,</w:t>
-      </w:r>
-      <w:r>
-        <w:t xml:space="preserve"> </w:t>
-      </w:r>
-      <w:r>
-        <w:rPr>
-          <w:rFonts w:ascii="Times New Roman" w:hAnsi="Times New Roman" w:cs="Times New Roman" w:eastAsia="SimSun"/>
-        </w:rPr>
-        <w:t xml:space="preserve">意外得到了一种含铋质量分数为</w:t>
-      </w:r>
-      <w:r>
-        <w:t xml:space="preserve"> </w:t>
-      </w:r>
-      <m:oMath>
-        <m:r>
-          <w:rPr>
-            <w:rFonts w:ascii="Times New Roman" w:hAnsi="Times New Roman" w:cs="Times New Roman" w:eastAsia="SimSun"/>
-          </w:rPr>
-          <m:t>83.48</m:t>
-        </m:r>
-        <m:r>
-          <m:rPr>
-            <m:sty m:val="p"/>
-          </m:rPr>
-          <w:rPr>
-            <w:rFonts w:ascii="Times New Roman" w:hAnsi="Times New Roman" w:cs="Times New Roman" w:eastAsia="SimSun"/>
-          </w:rPr>
-          <m:t>%</m:t>
-        </m:r>
-      </m:oMath>
-      <w:r>
-        <w:t xml:space="preserve"> </w:t>
-      </w:r>
-      <w:r>
-        <w:rPr>
-          <w:rFonts w:ascii="Times New Roman" w:hAnsi="Times New Roman" w:cs="Times New Roman" w:eastAsia="SimSun"/>
-        </w:rPr>
-        <w:t xml:space="preserve">的黑色晶体,</w:t>
-      </w:r>
-      <w:r>
-        <w:t xml:space="preserve"> </w:t>
-      </w:r>
-      <w:r>
-        <w:rPr>
-          <w:rFonts w:ascii="Times New Roman" w:hAnsi="Times New Roman" w:cs="Times New Roman" w:eastAsia="SimSun"/>
-        </w:rPr>
-        <w:t xml:space="preserve">实际测得其为一种</w:t>
-      </w:r>
-      <w:r>
-        <w:t xml:space="preserve"> 2:1:4 </w:t>
-      </w:r>
-      <w:r>
-        <w:rPr>
-          <w:rFonts w:ascii="Times New Roman" w:hAnsi="Times New Roman" w:cs="Times New Roman" w:eastAsia="SimSun"/>
-        </w:rPr>
-        <w:t xml:space="preserve">的离子化合物,</w:t>
-      </w:r>
-      <w:r>
-        <w:t xml:space="preserve"> </w:t>
-      </w:r>
-      <w:r>
-        <w:rPr>
-          <w:rFonts w:ascii="Times New Roman" w:hAnsi="Times New Roman" w:cs="Times New Roman" w:eastAsia="SimSun"/>
-        </w:rPr>
-        <w:t xml:space="preserve">其中阳离子仅有</w:t>
-      </w:r>
-      <w:r>
-        <w:t xml:space="preserve"> </w:t>
-      </w:r>
-      <m:oMath>
-        <m:sSubSup>
-          <m:e>
-            <m:r>
-              <m:rPr>
-                <m:sty m:val="p"/>
-              </m:rPr>
-              <w:rPr>
-                <w:rFonts w:ascii="Times New Roman" w:hAnsi="Times New Roman" w:cs="Times New Roman" w:eastAsia="SimSun"/>
-              </w:rPr>
-              <m:t>B</m:t>
-            </m:r>
-            <m:r>
-              <m:rPr>
-                <m:sty m:val="p"/>
-              </m:rPr>
-              <w:rPr>
-                <w:rFonts w:ascii="Times New Roman" w:hAnsi="Times New Roman" w:cs="Times New Roman" w:eastAsia="SimSun"/>
-              </w:rPr>
-              <m:t>i</m:t>
-            </m:r>
-          </m:e>
-          <m:sub>
-            <m:r>
-              <w:rPr>
-                <w:rFonts w:ascii="Times New Roman" w:hAnsi="Times New Roman" w:cs="Times New Roman" w:eastAsia="SimSun"/>
-              </w:rPr>
-              <m:t>9</m:t>
-            </m:r>
-          </m:sub>
-          <m:sup>
-            <m:r>
-              <w:rPr>
-                <w:rFonts w:ascii="Times New Roman" w:hAnsi="Times New Roman" w:cs="Times New Roman" w:eastAsia="SimSun"/>
-              </w:rPr>
-              <m:t>5</m:t>
-            </m:r>
-            <m:r>
-              <m:rPr>
-                <m:sty m:val="p"/>
-              </m:rPr>
-              <w:rPr>
-                <w:rFonts w:ascii="Times New Roman" w:hAnsi="Times New Roman" w:cs="Times New Roman" w:eastAsia="SimSun"/>
-              </w:rPr>
-              <m:t>+</m:t>
-            </m:r>
-          </m:sup>
-        </m:sSubSup>
-      </m:oMath>
-      <w:r>
-        <w:t xml:space="preserve"> </w:t>
-      </w:r>
-      <w:r>
-        <w:rPr>
-          <w:rFonts w:ascii="Times New Roman" w:hAnsi="Times New Roman" w:cs="Times New Roman" w:eastAsia="SimSun"/>
-        </w:rPr>
-        <w:t xml:space="preserve">离子,</w:t>
-      </w:r>
-      <w:r>
-        <w:t xml:space="preserve"> </w:t>
-      </w:r>
-      <w:r>
-        <w:rPr>
-          <w:rFonts w:ascii="Times New Roman" w:hAnsi="Times New Roman" w:cs="Times New Roman" w:eastAsia="SimSun"/>
-        </w:rPr>
-        <w:t xml:space="preserve">阴离子均含铋元素。</w:t>
-      </w:r>
-    </w:p>
-    <w:p>
-      <w:pPr>
-        <w:pStyle w:val="BodyText"/>
-        <w:spacing w:before="0" w:after="0" w:line="276" w:lineRule="auto"/>
-      </w:pPr>
-      <w:r>
-        <w:t xml:space="preserve">2-1-1 </w:t>
-      </w:r>
-      <w:r>
-        <w:rPr>
-          <w:rFonts w:ascii="Times New Roman" w:hAnsi="Times New Roman" w:cs="Times New Roman" w:eastAsia="SimSun"/>
-        </w:rPr>
-        <w:t xml:space="preserve">写出能体现该化合物结构特征的化学式，并画出该化合物中两种阴离子的立体结构。2-1-2</w:t>
-      </w:r>
-      <w:r>
-        <w:t xml:space="preserve"> Wade </w:t>
-      </w:r>
-      <w:r>
-        <w:rPr>
-          <w:rFonts w:ascii="Times New Roman" w:hAnsi="Times New Roman" w:cs="Times New Roman" w:eastAsia="SimSun"/>
-        </w:rPr>
-        <w:t xml:space="preserve">规则是请常用的用于预测多面体簇离子结构的方法，研究人员使用</w:t>
-      </w:r>
-      <w:r>
-        <w:t xml:space="preserve"> Wade </w:t>
-      </w:r>
-      <w:r>
-        <w:rPr>
-          <w:rFonts w:ascii="Times New Roman" w:hAnsi="Times New Roman" w:cs="Times New Roman" w:eastAsia="SimSun"/>
-        </w:rPr>
-        <w:t xml:space="preserve">规则预测了上述化合物中</w:t>
-      </w:r>
-      <w:r>
-        <w:t xml:space="preserve"> </w:t>
-      </w:r>
-      <m:oMath>
-        <m:r>
-          <m:rPr>
-            <m:sty m:val="p"/>
-          </m:rPr>
-          <w:rPr>
-            <w:rFonts w:ascii="Times New Roman" w:hAnsi="Times New Roman" w:cs="Times New Roman" w:eastAsia="SimSun"/>
-          </w:rPr>
-          <m:t>B</m:t>
-        </m:r>
-        <m:sSubSup>
-          <m:e>
-            <m:r>
-              <m:rPr>
-                <m:sty m:val="p"/>
-              </m:rPr>
-              <w:rPr>
-                <w:rFonts w:ascii="Times New Roman" w:hAnsi="Times New Roman" w:cs="Times New Roman" w:eastAsia="SimSun"/>
-              </w:rPr>
-              <m:t>i</m:t>
-            </m:r>
-          </m:e>
-          <m:sub>
-            <m:r>
-              <w:rPr>
-                <w:rFonts w:ascii="Times New Roman" w:hAnsi="Times New Roman" w:cs="Times New Roman" w:eastAsia="SimSun"/>
-              </w:rPr>
-              <m:t>9</m:t>
-            </m:r>
-          </m:sub>
-          <m:sup>
-            <m:r>
-              <w:rPr>
-                <w:rFonts w:ascii="Times New Roman" w:hAnsi="Times New Roman" w:cs="Times New Roman" w:eastAsia="SimSun"/>
-              </w:rPr>
-              <m:t>5</m:t>
-            </m:r>
-            <m:r>
-              <m:rPr>
-                <m:sty m:val="p"/>
-              </m:rPr>
-              <w:rPr>
-                <w:rFonts w:ascii="Times New Roman" w:hAnsi="Times New Roman" w:cs="Times New Roman" w:eastAsia="SimSun"/>
-              </w:rPr>
-              <m:t>+</m:t>
-            </m:r>
-          </m:sup>
-        </m:sSubSup>
-      </m:oMath>
-      <w:r>
-        <w:t xml:space="preserve"> </w:t>
-      </w:r>
-      <w:r>
-        <w:rPr>
-          <w:rFonts w:ascii="Times New Roman" w:hAnsi="Times New Roman" w:cs="Times New Roman" w:eastAsia="SimSun"/>
-        </w:rPr>
-        <w:t xml:space="preserve">的结构。计算</w:t>
-      </w:r>
-      <w:r>
-        <w:t xml:space="preserve"> </w:t>
-      </w:r>
-      <m:oMath>
-        <m:r>
-          <m:rPr>
-            <m:sty m:val="p"/>
-          </m:rPr>
-          <w:rPr>
-            <w:rFonts w:ascii="Times New Roman" w:hAnsi="Times New Roman" w:cs="Times New Roman" w:eastAsia="SimSun"/>
-          </w:rPr>
-          <m:t>B</m:t>
-        </m:r>
-        <m:sSubSup>
-          <m:e>
-            <m:r>
-              <m:rPr>
-                <m:sty m:val="p"/>
-              </m:rPr>
-              <w:rPr>
-                <w:rFonts w:ascii="Times New Roman" w:hAnsi="Times New Roman" w:cs="Times New Roman" w:eastAsia="SimSun"/>
-              </w:rPr>
-              <m:t>i</m:t>
-            </m:r>
-          </m:e>
-          <m:sub>
-            <m:r>
-              <w:rPr>
-                <w:rFonts w:ascii="Times New Roman" w:hAnsi="Times New Roman" w:cs="Times New Roman" w:eastAsia="SimSun"/>
-              </w:rPr>
-              <m:t>9</m:t>
-            </m:r>
-          </m:sub>
-          <m:sup>
-            <m:r>
-              <w:rPr>
-                <w:rFonts w:ascii="Times New Roman" w:hAnsi="Times New Roman" w:cs="Times New Roman" w:eastAsia="SimSun"/>
-              </w:rPr>
-              <m:t>5</m:t>
-            </m:r>
-            <m:r>
-              <m:rPr>
-                <m:sty m:val="p"/>
-              </m:rPr>
-              <w:rPr>
-                <w:rFonts w:ascii="Times New Roman" w:hAnsi="Times New Roman" w:cs="Times New Roman" w:eastAsia="SimSun"/>
-              </w:rPr>
-              <m:t>+</m:t>
-            </m:r>
-          </m:sup>
-        </m:sSubSup>
-      </m:oMath>
-      <w:r>
-        <w:t xml:space="preserve"> </w:t>
-      </w:r>
-      <w:r>
-        <w:rPr>
-          <w:rFonts w:ascii="Times New Roman" w:hAnsi="Times New Roman" w:cs="Times New Roman" w:eastAsia="SimSun"/>
-        </w:rPr>
-        <w:t xml:space="preserve">中的骨架电子对数，并基于</w:t>
-      </w:r>
-      <w:r>
-        <w:t xml:space="preserve"> Wade </w:t>
-      </w:r>
-      <w:r>
-        <w:rPr>
-          <w:rFonts w:ascii="Times New Roman" w:hAnsi="Times New Roman" w:cs="Times New Roman" w:eastAsia="SimSun"/>
-        </w:rPr>
-        <w:t xml:space="preserve">规则，指出</w:t>
-      </w:r>
-      <w:r>
-        <w:t xml:space="preserve"> </w:t>
-      </w:r>
-      <m:oMath>
-        <m:r>
-          <m:rPr>
-            <m:sty m:val="p"/>
-          </m:rPr>
-          <w:rPr>
-            <w:rFonts w:ascii="Times New Roman" w:hAnsi="Times New Roman" w:cs="Times New Roman" w:eastAsia="SimSun"/>
-          </w:rPr>
-          <m:t>B</m:t>
-        </m:r>
-        <m:sSubSup>
-          <m:e>
-            <m:r>
-              <m:rPr>
-                <m:sty m:val="p"/>
-              </m:rPr>
-              <w:rPr>
-                <w:rFonts w:ascii="Times New Roman" w:hAnsi="Times New Roman" w:cs="Times New Roman" w:eastAsia="SimSun"/>
-              </w:rPr>
-              <m:t>i</m:t>
-            </m:r>
-          </m:e>
-          <m:sub>
-            <m:r>
-              <w:rPr>
-                <w:rFonts w:ascii="Times New Roman" w:hAnsi="Times New Roman" w:cs="Times New Roman" w:eastAsia="SimSun"/>
-              </w:rPr>
-              <m:t>9</m:t>
-            </m:r>
-          </m:sub>
-          <m:sup>
-            <m:r>
-              <w:rPr>
-                <w:rFonts w:ascii="Times New Roman" w:hAnsi="Times New Roman" w:cs="Times New Roman" w:eastAsia="SimSun"/>
-              </w:rPr>
-              <m:t>5</m:t>
-            </m:r>
-            <m:r>
-              <m:rPr>
-                <m:sty m:val="p"/>
-              </m:rPr>
-              <w:rPr>
-                <w:rFonts w:ascii="Times New Roman" w:hAnsi="Times New Roman" w:cs="Times New Roman" w:eastAsia="SimSun"/>
-              </w:rPr>
-              <m:t>+</m:t>
-            </m:r>
-          </m:sup>
-        </m:sSubSup>
-      </m:oMath>
-      <w:r>
-        <w:t xml:space="preserve"> </w:t>
-      </w:r>
-      <w:r>
-        <w:rPr>
-          <w:rFonts w:ascii="Times New Roman" w:hAnsi="Times New Roman" w:cs="Times New Roman" w:eastAsia="SimSun"/>
-        </w:rPr>
-        <w:t xml:space="preserve">属于何种具体的几何构型。</w:t>
-      </w:r>
-    </w:p>
-    <w:p>
-      <w:pPr>
-        <w:pStyle w:val="BodyText"/>
-        <w:spacing w:before="0" w:after="0" w:line="276" w:lineRule="auto"/>
-        <w:ind w:firstLineChars="200" w:firstLine="420"/>
-      </w:pPr>
-      <w:r>
-        <w:rPr>
-          <w:rFonts w:ascii="Times New Roman" w:hAnsi="Times New Roman" w:cs="Times New Roman" w:eastAsia="SimSun"/>
-        </w:rPr>
-        <w:t xml:space="preserve">提示:</w:t>
-      </w:r>
-      <w:r>
-        <w:t xml:space="preserve"> Wade </w:t>
-      </w:r>
-      <w:r>
-        <w:rPr>
-          <w:rFonts w:ascii="Times New Roman" w:hAnsi="Times New Roman" w:cs="Times New Roman" w:eastAsia="SimSun"/>
-        </w:rPr>
-        <w:t xml:space="preserve">规则的内容为:</w:t>
-      </w:r>
-      <w:r>
-        <w:t xml:space="preserve"> </w:t>
-      </w:r>
-      <w:r>
-        <w:rPr>
-          <w:rFonts w:ascii="Times New Roman" w:hAnsi="Times New Roman" w:cs="Times New Roman" w:eastAsia="SimSun"/>
-        </w:rPr>
-        <w:t xml:space="preserve">骨架电子对数决定了骨架原子数为</w:t>
-      </w:r>
-      <w:r>
-        <w:t xml:space="preserve"> </w:t>
-      </w:r>
-      <m:oMath>
-        <m:r>
-          <w:rPr>
-            <w:rFonts w:ascii="Times New Roman" w:hAnsi="Times New Roman" w:cs="Times New Roman" w:eastAsia="SimSun"/>
-          </w:rPr>
-          <m:t>n</m:t>
-        </m:r>
-      </m:oMath>
-      <w:r>
-        <w:t xml:space="preserve"> </w:t>
-      </w:r>
-      <w:r>
-        <w:rPr>
-          <w:rFonts w:ascii="Times New Roman" w:hAnsi="Times New Roman" w:cs="Times New Roman" w:eastAsia="SimSun"/>
-        </w:rPr>
-        <w:t xml:space="preserve">的簇合物的形状,</w:t>
-      </w:r>
-      <w:r>
-        <w:t xml:space="preserve"> </w:t>
-      </w:r>
-      <w:r>
-        <w:rPr>
-          <w:rFonts w:ascii="Times New Roman" w:hAnsi="Times New Roman" w:cs="Times New Roman" w:eastAsia="SimSun"/>
-        </w:rPr>
-        <w:t xml:space="preserve">若骨架电子对数为</w:t>
-      </w:r>
-      <w:r>
-        <w:t xml:space="preserve"> </w:t>
-      </w:r>
-      <m:oMath>
-        <m:r>
-          <w:rPr>
-            <w:rFonts w:ascii="Times New Roman" w:hAnsi="Times New Roman" w:cs="Times New Roman" w:eastAsia="SimSun"/>
-          </w:rPr>
-          <m:t>n</m:t>
-        </m:r>
-        <m:r>
-          <m:rPr>
-            <m:sty m:val="p"/>
-          </m:rPr>
-          <w:rPr>
-            <w:rFonts w:ascii="Times New Roman" w:hAnsi="Times New Roman" w:cs="Times New Roman" w:eastAsia="SimSun"/>
-          </w:rPr>
-          <m:t>+</m:t>
-        </m:r>
-        <m:r>
-          <w:rPr>
-            <w:rFonts w:ascii="Times New Roman" w:hAnsi="Times New Roman" w:cs="Times New Roman" w:eastAsia="SimSun"/>
-          </w:rPr>
-          <m:t>1</m:t>
-        </m:r>
-      </m:oMath>
-      <w:r>
-        <w:t xml:space="preserve"> </w:t>
-      </w:r>
-      <w:r>
-        <w:t xml:space="preserve">, </w:t>
-      </w:r>
-      <w:r>
-        <w:rPr>
-          <w:rFonts w:ascii="Times New Roman" w:hAnsi="Times New Roman" w:cs="Times New Roman" w:eastAsia="SimSun"/>
-        </w:rPr>
-        <w:t xml:space="preserve">则为闭式(顶点数为</w:t>
-      </w:r>
-      <w:r>
-        <w:t xml:space="preserve"> </w:t>
-      </w:r>
-      <m:oMath>
-        <m:r>
-          <w:rPr>
-            <w:rFonts w:ascii="Times New Roman" w:hAnsi="Times New Roman" w:cs="Times New Roman" w:eastAsia="SimSun"/>
-          </w:rPr>
-          <m:t>n</m:t>
-        </m:r>
-      </m:oMath>
-      <w:r>
-        <w:t xml:space="preserve"> </w:t>
-      </w:r>
-      <w:r>
-        <w:rPr>
-          <w:rFonts w:ascii="Times New Roman" w:hAnsi="Times New Roman" w:cs="Times New Roman" w:eastAsia="SimSun"/>
-        </w:rPr>
-        <w:t xml:space="preserve">的密闭多面体结构);</w:t>
-      </w:r>
-      <w:r>
-        <w:t xml:space="preserve"> </w:t>
-      </w:r>
-      <w:r>
-        <w:rPr>
-          <w:rFonts w:ascii="Times New Roman" w:hAnsi="Times New Roman" w:cs="Times New Roman" w:eastAsia="SimSun"/>
-        </w:rPr>
-        <w:t xml:space="preserve">若骨架电子对数为</w:t>
-      </w:r>
-      <w:r>
-        <w:t xml:space="preserve"> </w:t>
-      </w:r>
-      <m:oMath>
-        <m:r>
-          <w:rPr>
-            <w:rFonts w:ascii="Times New Roman" w:hAnsi="Times New Roman" w:cs="Times New Roman" w:eastAsia="SimSun"/>
-          </w:rPr>
-          <m:t>n</m:t>
-        </m:r>
-        <m:r>
-          <m:rPr>
-            <m:sty m:val="p"/>
-          </m:rPr>
-          <w:rPr>
-            <w:rFonts w:ascii="Times New Roman" w:hAnsi="Times New Roman" w:cs="Times New Roman" w:eastAsia="SimSun"/>
-          </w:rPr>
-          <m:t>+</m:t>
-        </m:r>
-        <m:r>
-          <w:rPr>
-            <w:rFonts w:ascii="Times New Roman" w:hAnsi="Times New Roman" w:cs="Times New Roman" w:eastAsia="SimSun"/>
-          </w:rPr>
-          <m:t>2</m:t>
-        </m:r>
-      </m:oMath>
-      <w:r>
-        <w:t xml:space="preserve"> </w:t>
-      </w:r>
-      <w:r>
-        <w:t xml:space="preserve">, </w:t>
-      </w:r>
-      <w:r>
-        <w:rPr>
-          <w:rFonts w:ascii="Times New Roman" w:hAnsi="Times New Roman" w:cs="Times New Roman" w:eastAsia="SimSun"/>
-        </w:rPr>
-        <w:t xml:space="preserve">则为巢式(比顶点数为</w:t>
-      </w:r>
-      <w:r>
-        <w:t xml:space="preserve"> </w:t>
-      </w:r>
-      <m:oMath>
-        <m:r>
-          <w:rPr>
-            <w:rFonts w:ascii="Times New Roman" w:hAnsi="Times New Roman" w:cs="Times New Roman" w:eastAsia="SimSun"/>
-          </w:rPr>
-          <m:t>n</m:t>
-        </m:r>
-        <m:r>
-          <m:rPr>
-            <m:sty m:val="p"/>
-          </m:rPr>
-          <w:rPr>
-            <w:rFonts w:ascii="Times New Roman" w:hAnsi="Times New Roman" w:cs="Times New Roman" w:eastAsia="SimSun"/>
-          </w:rPr>
-          <m:t>+</m:t>
-        </m:r>
-        <m:r>
-          <w:rPr>
-            <w:rFonts w:ascii="Times New Roman" w:hAnsi="Times New Roman" w:cs="Times New Roman" w:eastAsia="SimSun"/>
-          </w:rPr>
-          <m:t>1</m:t>
-        </m:r>
-      </m:oMath>
-      <w:r>
-        <w:t xml:space="preserve"> </w:t>
-      </w:r>
-      <w:r>
-        <w:rPr>
-          <w:rFonts w:ascii="Times New Roman" w:hAnsi="Times New Roman" w:cs="Times New Roman" w:eastAsia="SimSun"/>
-        </w:rPr>
-        <w:t xml:space="preserve">的密闭多面体结构少一个顶点);</w:t>
-      </w:r>
-      <w:r>
-        <w:t xml:space="preserve"> </w:t>
-      </w:r>
-      <w:r>
-        <w:rPr>
-          <w:rFonts w:ascii="Times New Roman" w:hAnsi="Times New Roman" w:cs="Times New Roman" w:eastAsia="SimSun"/>
-        </w:rPr>
-        <w:t xml:space="preserve">若骨架电子对数为</w:t>
-      </w:r>
-      <w:r>
-        <w:t xml:space="preserve"> </w:t>
-      </w:r>
-      <m:oMath>
-        <m:r>
-          <w:rPr>
-            <w:rFonts w:ascii="Times New Roman" w:hAnsi="Times New Roman" w:cs="Times New Roman" w:eastAsia="SimSun"/>
-          </w:rPr>
-          <m:t>n</m:t>
-        </m:r>
-        <m:r>
-          <m:rPr>
-            <m:sty m:val="p"/>
-          </m:rPr>
-          <w:rPr>
-            <w:rFonts w:ascii="Times New Roman" w:hAnsi="Times New Roman" w:cs="Times New Roman" w:eastAsia="SimSun"/>
-          </w:rPr>
-          <m:t>+</m:t>
-        </m:r>
-        <m:r>
-          <w:rPr>
-            <w:rFonts w:ascii="Times New Roman" w:hAnsi="Times New Roman" w:cs="Times New Roman" w:eastAsia="SimSun"/>
-          </w:rPr>
-          <m:t>3</m:t>
-        </m:r>
-      </m:oMath>
-      <w:r>
-        <w:t xml:space="preserve"> </w:t>
-      </w:r>
-      <w:r>
-        <w:t xml:space="preserve">, </w:t>
-      </w:r>
-      <w:r>
-        <w:rPr>
-          <w:rFonts w:ascii="Times New Roman" w:hAnsi="Times New Roman" w:cs="Times New Roman" w:eastAsia="SimSun"/>
-        </w:rPr>
-        <w:t xml:space="preserve">则为蛛网式(比顶点数为</w:t>
-      </w:r>
-      <w:r>
-        <w:t xml:space="preserve"> </w:t>
-      </w:r>
-      <m:oMath>
-        <m:r>
-          <w:rPr>
-            <w:rFonts w:ascii="Times New Roman" w:hAnsi="Times New Roman" w:cs="Times New Roman" w:eastAsia="SimSun"/>
-          </w:rPr>
-          <m:t>n</m:t>
-        </m:r>
-        <m:r>
-          <m:rPr>
-            <m:sty m:val="p"/>
-          </m:rPr>
-          <w:rPr>
-            <w:rFonts w:ascii="Times New Roman" w:hAnsi="Times New Roman" w:cs="Times New Roman" w:eastAsia="SimSun"/>
-          </w:rPr>
-          <m:t>+</m:t>
-        </m:r>
-        <m:r>
-          <w:rPr>
-            <w:rFonts w:ascii="Times New Roman" w:hAnsi="Times New Roman" w:cs="Times New Roman" w:eastAsia="SimSun"/>
-          </w:rPr>
-          <m:t>2</m:t>
-        </m:r>
-      </m:oMath>
-      <w:r>
-        <w:t xml:space="preserve"> </w:t>
-      </w:r>
-      <w:r>
-        <w:rPr>
-          <w:rFonts w:ascii="Times New Roman" w:hAnsi="Times New Roman" w:cs="Times New Roman" w:eastAsia="SimSun"/>
-        </w:rPr>
-        <w:t xml:space="preserve">的密闭多面体结构少两个顶点)。</w:t>
-      </w:r>
-    </w:p>
-    <w:p>
-      <w:pPr>
-        <w:pStyle w:val="BodyText"/>
-        <w:spacing w:before="0" w:after="0" w:line="276" w:lineRule="auto"/>
-      </w:pPr>
-      <w:r>
-        <w:t xml:space="preserve">2-2 </w:t>
-      </w:r>
-      <w:r>
-        <w:rPr>
-          <w:rFonts w:ascii="Times New Roman" w:hAnsi="Times New Roman" w:cs="Times New Roman" w:eastAsia="SimSun"/>
-        </w:rPr>
-        <w:t xml:space="preserve">然而，Wade</w:t>
-      </w:r>
-      <w:r>
-        <w:t xml:space="preserve"> </w:t>
-      </w:r>
-      <w:r>
-        <w:rPr>
-          <w:rFonts w:ascii="Times New Roman" w:hAnsi="Times New Roman" w:cs="Times New Roman" w:eastAsia="SimSun"/>
-        </w:rPr>
-        <w:t xml:space="preserve">规则的预测并不一定完全符合实际情况。2004</w:t>
-      </w:r>
-      <w:r>
-        <w:t xml:space="preserve"> </w:t>
-      </w:r>
-      <w:r>
-        <w:rPr>
-          <w:rFonts w:ascii="Times New Roman" w:hAnsi="Times New Roman" w:cs="Times New Roman" w:eastAsia="SimSun"/>
-        </w:rPr>
-        <w:t xml:space="preserve">年，研究人员将</w:t>
-      </w:r>
-      <w:r>
-        <w:t xml:space="preserve"> Bi、Nb </w:t>
-      </w:r>
-      <w:r>
-        <w:rPr>
-          <w:rFonts w:ascii="Times New Roman" w:hAnsi="Times New Roman" w:cs="Times New Roman" w:eastAsia="SimSun"/>
-        </w:rPr>
-        <w:t xml:space="preserve">与</w:t>
-      </w:r>
-      <w:r>
-        <w:t xml:space="preserve"> BiCl₃ </w:t>
-      </w:r>
-      <w:r>
-        <w:rPr>
-          <w:rFonts w:ascii="Times New Roman" w:hAnsi="Times New Roman" w:cs="Times New Roman" w:eastAsia="SimSun"/>
-        </w:rPr>
-        <w:t xml:space="preserve">按化学计量比</w:t>
-      </w:r>
-      <w:r>
-        <w:t xml:space="preserve"> 4:3:6 </w:t>
-      </w:r>
-      <w:r>
-        <w:rPr>
-          <w:rFonts w:ascii="Times New Roman" w:hAnsi="Times New Roman" w:cs="Times New Roman" w:eastAsia="SimSun"/>
-        </w:rPr>
-        <w:t xml:space="preserve">混合加热，制备了一种含</w:t>
-      </w:r>
-      <w:r>
-        <w:t xml:space="preserve"> </w:t>
-      </w:r>
-      <w:r>
-        <w:rPr>
-          <w:rFonts w:ascii="Times New Roman" w:hAnsi="Times New Roman" w:cs="Times New Roman" w:eastAsia="SimSun"/>
-        </w:rPr>
-        <w:t xml:space="preserve">Bi₉⁵⁺离子的顺磁性离子晶体。该晶体沿</w:t>
-      </w:r>
-      <w:r>
-        <w:t xml:space="preserve"> c </w:t>
-      </w:r>
-      <w:r>
-        <w:rPr>
-          <w:rFonts w:ascii="Times New Roman" w:hAnsi="Times New Roman" w:cs="Times New Roman" w:eastAsia="SimSun"/>
-        </w:rPr>
-        <w:t xml:space="preserve">轴投影图如右图所示，其中黑球代表铋原子，多面体代表含铌阴离子。</w:t>
-      </w:r>
-    </w:p>
-    <w:p>
-      <w:pPr>
-        <w:pStyle w:val="BodyText"/>
-        <w:spacing w:before="0" w:after="0" w:line="276" w:lineRule="auto"/>
-      </w:pPr>
-      <w:r>
-        <w:t xml:space="preserve">2-2-1 </w:t>
-      </w:r>
-      <w:r>
-        <w:rPr>
-          <w:rFonts w:ascii="Times New Roman" w:hAnsi="Times New Roman" w:cs="Times New Roman" w:eastAsia="SimSun"/>
-        </w:rPr>
-        <w:t xml:space="preserve">观察投影图，指出晶体中</w:t>
-      </w:r>
-      <w:r>
-        <w:t xml:space="preserve"> </w:t>
-      </w:r>
-      <m:oMath>
-        <m:r>
-          <m:rPr>
-            <m:sty m:val="p"/>
-          </m:rPr>
-          <w:rPr>
-            <w:rFonts w:ascii="Times New Roman" w:hAnsi="Times New Roman" w:cs="Times New Roman" w:eastAsia="SimSun"/>
-          </w:rPr>
-          <m:t>B</m:t>
-        </m:r>
-        <m:sSubSup>
-          <m:e>
-            <m:r>
-              <m:rPr>
-                <m:sty m:val="p"/>
-              </m:rPr>
-              <w:rPr>
-                <w:rFonts w:ascii="Times New Roman" w:hAnsi="Times New Roman" w:cs="Times New Roman" w:eastAsia="SimSun"/>
-              </w:rPr>
-              <m:t>i</m:t>
-            </m:r>
-          </m:e>
-          <m:sub>
-            <m:r>
-              <w:rPr>
-                <w:rFonts w:ascii="Times New Roman" w:hAnsi="Times New Roman" w:cs="Times New Roman" w:eastAsia="SimSun"/>
-              </w:rPr>
-              <m:t>9</m:t>
-            </m:r>
-          </m:sub>
-          <m:sup>
-            <m:r>
-              <w:rPr>
-                <w:rFonts w:ascii="Times New Roman" w:hAnsi="Times New Roman" w:cs="Times New Roman" w:eastAsia="SimSun"/>
-              </w:rPr>
-              <m:t>5</m:t>
-            </m:r>
-            <m:r>
-              <m:rPr>
-                <m:sty m:val="p"/>
-              </m:rPr>
-              <w:rPr>
-                <w:rFonts w:ascii="Times New Roman" w:hAnsi="Times New Roman" w:cs="Times New Roman" w:eastAsia="SimSun"/>
-              </w:rPr>
-              <m:t>+</m:t>
-            </m:r>
-          </m:sup>
-        </m:sSubSup>
-      </m:oMath>
-      <w:r>
-        <w:t xml:space="preserve"> </w:t>
-      </w:r>
-      <w:r>
-        <w:rPr>
-          <w:rFonts w:ascii="Times New Roman" w:hAnsi="Times New Roman" w:cs="Times New Roman" w:eastAsia="SimSun"/>
-        </w:rPr>
-        <w:t xml:space="preserve">的几何构型，并指出该</w:t>
-      </w:r>
-      <w:r>
-        <w:t xml:space="preserve"> </w:t>
-      </w:r>
-      <m:oMath>
-        <m:r>
-          <m:rPr>
-            <m:sty m:val="p"/>
-          </m:rPr>
-          <w:rPr>
-            <w:rFonts w:ascii="Times New Roman" w:hAnsi="Times New Roman" w:cs="Times New Roman" w:eastAsia="SimSun"/>
-          </w:rPr>
-          <m:t>B</m:t>
-        </m:r>
-        <m:sSubSup>
-          <m:e>
-            <m:r>
-              <m:rPr>
-                <m:sty m:val="p"/>
-              </m:rPr>
-              <w:rPr>
-                <w:rFonts w:ascii="Times New Roman" w:hAnsi="Times New Roman" w:cs="Times New Roman" w:eastAsia="SimSun"/>
-              </w:rPr>
-              <m:t>i</m:t>
-            </m:r>
-          </m:e>
-          <m:sub>
-            <m:r>
-              <w:rPr>
-                <w:rFonts w:ascii="Times New Roman" w:hAnsi="Times New Roman" w:cs="Times New Roman" w:eastAsia="SimSun"/>
-              </w:rPr>
-              <m:t>9</m:t>
-            </m:r>
-          </m:sub>
-          <m:sup>
-            <m:r>
-              <w:rPr>
-                <w:rFonts w:ascii="Times New Roman" w:hAnsi="Times New Roman" w:cs="Times New Roman" w:eastAsia="SimSun"/>
-              </w:rPr>
-              <m:t>5</m:t>
-            </m:r>
-            <m:r>
-              <m:rPr>
-                <m:sty m:val="p"/>
-              </m:rPr>
-              <w:rPr>
-                <w:rFonts w:ascii="Times New Roman" w:hAnsi="Times New Roman" w:cs="Times New Roman" w:eastAsia="SimSun"/>
-              </w:rPr>
-              <m:t>+</m:t>
-            </m:r>
-          </m:sup>
-        </m:sSubSup>
-      </m:oMath>
-      <w:r>
-        <w:t xml:space="preserve"> </w:t>
-      </w:r>
-      <w:r>
-        <w:rPr>
-          <w:rFonts w:ascii="Times New Roman" w:hAnsi="Times New Roman" w:cs="Times New Roman" w:eastAsia="SimSun"/>
-        </w:rPr>
-        <w:t xml:space="preserve">结构中最高次对称轴的名称。</w:t>
       </w:r>
     </w:p>
     <w:p>
@@ -3300,20 +2222,1213 @@
       <w:r>
         <w:drawing>
           <wp:inline>
-            <wp:extent cx="3017520" cy="2633470"/>
+            <wp:extent cx="2816351" cy="3090672"/>
             <wp:effectExtent b="0" l="0" r="0" t="0"/>
-            <wp:docPr descr="" title="" id="36" name="Picture"/>
+            <wp:docPr descr="" title="" id="41" name="Picture"/>
             <a:graphic>
               <a:graphicData uri="http://schemas.openxmlformats.org/drawingml/2006/picture">
                 <pic:pic>
                   <pic:nvPicPr>
-                    <pic:cNvPr descr="bd09ddbb581eb5cdf022bda529d9da95b2d0c1df6e6e91e7613133ea70b4582e.jpg" id="37" name="Picture"/>
+                    <pic:cNvPr descr="ce154830d0887d2c916956e432e7052f70809892698becd06caa82d78401cd86.jpg" id="42" name="Picture"/>
                     <pic:cNvPicPr>
                       <a:picLocks noChangeArrowheads="1" noChangeAspect="1"/>
                     </pic:cNvPicPr>
                   </pic:nvPicPr>
                   <pic:blipFill>
-                    <a:blip r:embed="rId35"/>
+                    <a:blip r:embed="rId40"/>
+                    <a:stretch>
+                      <a:fillRect/>
+                    </a:stretch>
+                  </pic:blipFill>
+                  <pic:spPr bwMode="auto">
+                    <a:xfrm>
+                      <a:off x="0" y="0"/>
+                      <a:ext cx="2816351" cy="3090672"/>
+                    </a:xfrm>
+                    <a:prstGeom prst="rect">
+                      <a:avLst/>
+                    </a:prstGeom>
+                    <a:noFill/>
+                    <a:ln w="9525">
+                      <a:noFill/>
+                      <a:headEnd/>
+                      <a:tailEnd/>
+                    </a:ln>
+                  </pic:spPr>
+                </pic:pic>
+              </a:graphicData>
+            </a:graphic>
+          </wp:inline>
+        </w:drawing>
+      </w:r>
+    </w:p>
+    <w:p>
+      <w:pPr>
+        <w:pStyle w:val="BodyText"/>
+        <w:spacing w:before="0" w:after="120" w:line="240" w:lineRule="auto"/>
+        <w:jc w:val="center"/>
+      </w:pPr>
+      <w:r>
+        <w:rPr>
+          <w:rFonts w:ascii="Times New Roman" w:hAnsi="Times New Roman" w:cs="Times New Roman" w:eastAsia="SimSun"/>
+        </w:rPr>
+        <w:t xml:space="preserve">图</w:t>
+      </w:r>
+      <w:r>
+        <w:t xml:space="preserve"> 7</w:t>
+      </w:r>
+    </w:p>
+    <w:p>
+      <w:pPr>
+        <w:pStyle w:val="BodyText"/>
+        <w:spacing w:before="0" w:after="0" w:line="276" w:lineRule="auto"/>
+      </w:pPr>
+      <w:r>
+        <w:t xml:space="preserve">1-4-2-1 Mo </w:t>
+      </w:r>
+      <w:r>
+        <w:rPr>
+          <w:rFonts w:ascii="Times New Roman" w:hAnsi="Times New Roman" w:cs="Times New Roman" w:eastAsia="SimSun"/>
+        </w:rPr>
+        <w:t xml:space="preserve">和</w:t>
+      </w:r>
+      <w:r>
+        <w:t xml:space="preserve"> Zn </w:t>
+      </w:r>
+      <w:r>
+        <w:rPr>
+          <w:rFonts w:ascii="Times New Roman" w:hAnsi="Times New Roman" w:cs="Times New Roman" w:eastAsia="SimSun"/>
+        </w:rPr>
+        <w:t xml:space="preserve">分别填充在哪种空隙中？</w:t>
+      </w:r>
+    </w:p>
+    <w:p>
+      <w:pPr>
+        <w:pStyle w:val="BodyText"/>
+        <w:spacing w:before="0" w:after="0" w:line="276" w:lineRule="auto"/>
+      </w:pPr>
+      <w:r>
+        <w:t xml:space="preserve">1-4-2-2 </w:t>
+      </w:r>
+      <w:r>
+        <w:rPr>
+          <w:rFonts w:ascii="Times New Roman" w:hAnsi="Times New Roman" w:cs="Times New Roman" w:eastAsia="SimSun"/>
+        </w:rPr>
+        <w:t xml:space="preserve">已知</w:t>
+      </w:r>
+      <w:r>
+        <w:t xml:space="preserve"> </w:t>
+      </w:r>
+      <m:oMath>
+        <m:r>
+          <m:rPr>
+            <m:sty m:val="p"/>
+          </m:rPr>
+          <w:rPr>
+            <w:rFonts w:ascii="Times New Roman" w:hAnsi="Times New Roman" w:cs="Times New Roman" w:eastAsia="SimSun"/>
+          </w:rPr>
+          <m:t>Z</m:t>
+        </m:r>
+        <m:r>
+          <m:rPr>
+            <m:sty m:val="p"/>
+          </m:rPr>
+          <w:rPr>
+            <w:rFonts w:ascii="Times New Roman" w:hAnsi="Times New Roman" w:cs="Times New Roman" w:eastAsia="SimSun"/>
+          </w:rPr>
+          <m:t>n</m:t>
+        </m:r>
+        <m:r>
+          <w:rPr>
+            <w:rFonts w:ascii="Times New Roman" w:hAnsi="Times New Roman" w:cs="Times New Roman" w:eastAsia="SimSun"/>
+          </w:rPr>
+          <m:t>1</m:t>
+        </m:r>
+        <m:r>
+          <m:rPr>
+            <m:sty m:val="p"/>
+          </m:rPr>
+          <w:rPr>
+            <w:rFonts w:ascii="Times New Roman" w:hAnsi="Times New Roman" w:cs="Times New Roman" w:eastAsia="SimSun"/>
+          </w:rPr>
+          <m:t>−</m:t>
+        </m:r>
+        <m:r>
+          <m:rPr>
+            <m:sty m:val="p"/>
+          </m:rPr>
+          <w:rPr>
+            <w:rFonts w:ascii="Times New Roman" w:hAnsi="Times New Roman" w:cs="Times New Roman" w:eastAsia="SimSun"/>
+          </w:rPr>
+          <m:t>N</m:t>
+        </m:r>
+        <m:r>
+          <w:rPr>
+            <w:rFonts w:ascii="Times New Roman" w:hAnsi="Times New Roman" w:cs="Times New Roman" w:eastAsia="SimSun"/>
+          </w:rPr>
+          <m:t>1</m:t>
+        </m:r>
+      </m:oMath>
+      <w:r>
+        <w:t xml:space="preserve"> </w:t>
+      </w:r>
+      <w:r>
+        <w:rPr>
+          <w:rFonts w:ascii="Times New Roman" w:hAnsi="Times New Roman" w:cs="Times New Roman" w:eastAsia="SimSun"/>
+        </w:rPr>
+        <w:t xml:space="preserve">键长为</w:t>
+      </w:r>
+      <w:r>
+        <w:t xml:space="preserve"> </w:t>
+      </w:r>
+      <m:oMath>
+        <m:r>
+          <w:rPr>
+            <w:rFonts w:ascii="Times New Roman" w:hAnsi="Times New Roman" w:cs="Times New Roman" w:eastAsia="SimSun"/>
+          </w:rPr>
+          <m:t>1.889</m:t>
+        </m:r>
+        <m:r>
+          <w:rPr>
+            <w:rFonts w:ascii="Times New Roman" w:hAnsi="Times New Roman" w:cs="Times New Roman" w:eastAsia="SimSun"/>
+          </w:rPr>
+          <m:t> </m:t>
+        </m:r>
+        <m:r>
+          <m:rPr>
+            <m:nor/>
+            <m:sty m:val="p"/>
+          </m:rPr>
+          <w:rPr>
+            <w:rFonts w:ascii="Times New Roman" w:hAnsi="Times New Roman" w:cs="Times New Roman" w:eastAsia="SimSun"/>
+          </w:rPr>
+          <m:t>Å</m:t>
+        </m:r>
+      </m:oMath>
+      <w:r>
+        <w:t xml:space="preserve"> </w:t>
+      </w:r>
+      <w:r>
+        <w:rPr>
+          <w:rFonts w:ascii="Times New Roman" w:hAnsi="Times New Roman" w:cs="Times New Roman" w:eastAsia="SimSun"/>
+        </w:rPr>
+        <w:t xml:space="preserve">，</w:t>
+      </w:r>
+      <w:r>
+        <w:t xml:space="preserve"> Zn1-N2 </w:t>
+      </w:r>
+      <w:r>
+        <w:rPr>
+          <w:rFonts w:ascii="Times New Roman" w:hAnsi="Times New Roman" w:cs="Times New Roman" w:eastAsia="SimSun"/>
+        </w:rPr>
+        <w:t xml:space="preserve">键长为</w:t>
+      </w:r>
+      <w:r>
+        <w:t xml:space="preserve"> 2.133 </w:t>
+      </w:r>
+      <w:r>
+        <w:rPr>
+          <w:rFonts w:ascii="Times New Roman" w:hAnsi="Times New Roman" w:cs="Times New Roman" w:eastAsia="SimSun"/>
+        </w:rPr>
+        <w:t xml:space="preserve">Å，</w:t>
+      </w:r>
+      <w:r>
+        <w:t xml:space="preserve"> </w:t>
+      </w:r>
+      <w:r>
+        <w:rPr>
+          <w:rFonts w:ascii="Times New Roman" w:hAnsi="Times New Roman" w:cs="Times New Roman" w:eastAsia="SimSun"/>
+        </w:rPr>
+        <w:t xml:space="preserve">计算</w:t>
+      </w:r>
+      <w:r>
+        <w:t xml:space="preserve"> </w:t>
+      </w:r>
+      <w:r>
+        <w:rPr>
+          <w:rFonts w:ascii="Times New Roman" w:hAnsi="Times New Roman" w:cs="Times New Roman" w:eastAsia="SimSun"/>
+        </w:rPr>
+        <w:t xml:space="preserve">N1和</w:t>
+      </w:r>
+      <w:r>
+        <w:t xml:space="preserve"> N2 </w:t>
+      </w:r>
+      <w:r>
+        <w:rPr>
+          <w:rFonts w:ascii="Times New Roman" w:hAnsi="Times New Roman" w:cs="Times New Roman" w:eastAsia="SimSun"/>
+        </w:rPr>
+        <w:t xml:space="preserve">两层之间的层间距。</w:t>
+      </w:r>
+    </w:p>
+    <w:p>
+      <w:pPr>
+        <w:pStyle w:val="BodyText"/>
+        <w:spacing w:before="0" w:after="0" w:line="276" w:lineRule="auto"/>
+      </w:pPr>
+      <w:r>
+        <w:t xml:space="preserve">1-4-2-3 </w:t>
+      </w:r>
+      <w:r>
+        <w:rPr>
+          <w:rFonts w:ascii="Times New Roman" w:hAnsi="Times New Roman" w:cs="Times New Roman" w:eastAsia="SimSun"/>
+        </w:rPr>
+        <w:t xml:space="preserve">计算</w:t>
+      </w:r>
+      <w:r>
+        <w:t xml:space="preserve"> N1 </w:t>
+      </w:r>
+      <w:r>
+        <w:rPr>
+          <w:rFonts w:ascii="Times New Roman" w:hAnsi="Times New Roman" w:cs="Times New Roman" w:eastAsia="SimSun"/>
+        </w:rPr>
+        <w:t xml:space="preserve">和</w:t>
+      </w:r>
+      <w:r>
+        <w:t xml:space="preserve"> N3 </w:t>
+      </w:r>
+      <w:r>
+        <w:rPr>
+          <w:rFonts w:ascii="Times New Roman" w:hAnsi="Times New Roman" w:cs="Times New Roman" w:eastAsia="SimSun"/>
+        </w:rPr>
+        <w:t xml:space="preserve">两层之间的层间距。</w:t>
+      </w:r>
+    </w:p>
+    <w:bookmarkEnd w:id="43"/>
+    <w:bookmarkStart w:id="47" w:name="第-2-题13-分"/>
+    <w:p>
+      <w:pPr>
+        <w:pStyle w:val="Heading3"/>
+      </w:pPr>
+      <w:r>
+        <w:rPr>
+          <w:rFonts w:ascii="Times New Roman" w:hAnsi="Times New Roman" w:cs="Times New Roman" w:eastAsia="SimSun"/>
+        </w:rPr>
+        <w:t xml:space="preserve">第</w:t>
+      </w:r>
+      <w:r>
+        <w:t xml:space="preserve"> 2 </w:t>
+      </w:r>
+      <w:r>
+        <w:rPr>
+          <w:rFonts w:ascii="Times New Roman" w:hAnsi="Times New Roman" w:cs="Times New Roman" w:eastAsia="SimSun"/>
+        </w:rPr>
+        <w:t xml:space="preserve">题（13</w:t>
+      </w:r>
+      <w:r>
+        <w:t xml:space="preserve"> </w:t>
+      </w:r>
+      <w:r>
+        <w:rPr>
+          <w:rFonts w:ascii="Times New Roman" w:hAnsi="Times New Roman" w:cs="Times New Roman" w:eastAsia="SimSun"/>
+        </w:rPr>
+        <w:t xml:space="preserve">分）</w:t>
+      </w:r>
+    </w:p>
+    <w:p>
+      <w:pPr>
+        <w:pStyle w:val="FirstParagraph"/>
+        <w:spacing w:before="0" w:after="0" w:line="276" w:lineRule="auto"/>
+      </w:pPr>
+      <w:r>
+        <w:t xml:space="preserve">2-1 1963 </w:t>
+      </w:r>
+      <w:r>
+        <w:rPr>
+          <w:rFonts w:ascii="Times New Roman" w:hAnsi="Times New Roman" w:cs="Times New Roman" w:eastAsia="SimSun"/>
+        </w:rPr>
+        <w:t xml:space="preserve">年,</w:t>
+      </w:r>
+      <w:r>
+        <w:t xml:space="preserve"> </w:t>
+      </w:r>
+      <w:r>
+        <w:rPr>
+          <w:rFonts w:ascii="Times New Roman" w:hAnsi="Times New Roman" w:cs="Times New Roman" w:eastAsia="SimSun"/>
+        </w:rPr>
+        <w:t xml:space="preserve">科学家在研究铋的低卤化物的结构时,</w:t>
+      </w:r>
+      <w:r>
+        <w:t xml:space="preserve"> </w:t>
+      </w:r>
+      <w:r>
+        <w:rPr>
+          <w:rFonts w:ascii="Times New Roman" w:hAnsi="Times New Roman" w:cs="Times New Roman" w:eastAsia="SimSun"/>
+        </w:rPr>
+        <w:t xml:space="preserve">意外得到了一种含铋质量分数为</w:t>
+      </w:r>
+      <w:r>
+        <w:t xml:space="preserve"> </w:t>
+      </w:r>
+      <m:oMath>
+        <m:r>
+          <w:rPr>
+            <w:rFonts w:ascii="Times New Roman" w:hAnsi="Times New Roman" w:cs="Times New Roman" w:eastAsia="SimSun"/>
+          </w:rPr>
+          <m:t>83.48</m:t>
+        </m:r>
+        <m:r>
+          <m:rPr>
+            <m:sty m:val="p"/>
+          </m:rPr>
+          <w:rPr>
+            <w:rFonts w:ascii="Times New Roman" w:hAnsi="Times New Roman" w:cs="Times New Roman" w:eastAsia="SimSun"/>
+          </w:rPr>
+          <m:t>%</m:t>
+        </m:r>
+      </m:oMath>
+      <w:r>
+        <w:t xml:space="preserve"> </w:t>
+      </w:r>
+      <w:r>
+        <w:rPr>
+          <w:rFonts w:ascii="Times New Roman" w:hAnsi="Times New Roman" w:cs="Times New Roman" w:eastAsia="SimSun"/>
+        </w:rPr>
+        <w:t xml:space="preserve">的黑色晶体,</w:t>
+      </w:r>
+      <w:r>
+        <w:t xml:space="preserve"> </w:t>
+      </w:r>
+      <w:r>
+        <w:rPr>
+          <w:rFonts w:ascii="Times New Roman" w:hAnsi="Times New Roman" w:cs="Times New Roman" w:eastAsia="SimSun"/>
+        </w:rPr>
+        <w:t xml:space="preserve">实际测得其为一种</w:t>
+      </w:r>
+      <w:r>
+        <w:t xml:space="preserve"> 2:1:4 </w:t>
+      </w:r>
+      <w:r>
+        <w:rPr>
+          <w:rFonts w:ascii="Times New Roman" w:hAnsi="Times New Roman" w:cs="Times New Roman" w:eastAsia="SimSun"/>
+        </w:rPr>
+        <w:t xml:space="preserve">的离子化合物,</w:t>
+      </w:r>
+      <w:r>
+        <w:t xml:space="preserve"> </w:t>
+      </w:r>
+      <w:r>
+        <w:rPr>
+          <w:rFonts w:ascii="Times New Roman" w:hAnsi="Times New Roman" w:cs="Times New Roman" w:eastAsia="SimSun"/>
+        </w:rPr>
+        <w:t xml:space="preserve">其中阳离子仅有</w:t>
+      </w:r>
+      <w:r>
+        <w:t xml:space="preserve"> </w:t>
+      </w:r>
+      <m:oMath>
+        <m:sSubSup>
+          <m:e>
+            <m:r>
+              <m:rPr>
+                <m:sty m:val="p"/>
+              </m:rPr>
+              <w:rPr>
+                <w:rFonts w:ascii="Times New Roman" w:hAnsi="Times New Roman" w:cs="Times New Roman" w:eastAsia="SimSun"/>
+              </w:rPr>
+              <m:t>B</m:t>
+            </m:r>
+            <m:r>
+              <m:rPr>
+                <m:sty m:val="p"/>
+              </m:rPr>
+              <w:rPr>
+                <w:rFonts w:ascii="Times New Roman" w:hAnsi="Times New Roman" w:cs="Times New Roman" w:eastAsia="SimSun"/>
+              </w:rPr>
+              <m:t>i</m:t>
+            </m:r>
+          </m:e>
+          <m:sub>
+            <m:r>
+              <w:rPr>
+                <w:rFonts w:ascii="Times New Roman" w:hAnsi="Times New Roman" w:cs="Times New Roman" w:eastAsia="SimSun"/>
+              </w:rPr>
+              <m:t>9</m:t>
+            </m:r>
+          </m:sub>
+          <m:sup>
+            <m:r>
+              <w:rPr>
+                <w:rFonts w:ascii="Times New Roman" w:hAnsi="Times New Roman" w:cs="Times New Roman" w:eastAsia="SimSun"/>
+              </w:rPr>
+              <m:t>5</m:t>
+            </m:r>
+            <m:r>
+              <m:rPr>
+                <m:sty m:val="p"/>
+              </m:rPr>
+              <w:rPr>
+                <w:rFonts w:ascii="Times New Roman" w:hAnsi="Times New Roman" w:cs="Times New Roman" w:eastAsia="SimSun"/>
+              </w:rPr>
+              <m:t>+</m:t>
+            </m:r>
+          </m:sup>
+        </m:sSubSup>
+      </m:oMath>
+      <w:r>
+        <w:t xml:space="preserve"> </w:t>
+      </w:r>
+      <w:r>
+        <w:rPr>
+          <w:rFonts w:ascii="Times New Roman" w:hAnsi="Times New Roman" w:cs="Times New Roman" w:eastAsia="SimSun"/>
+        </w:rPr>
+        <w:t xml:space="preserve">离子,</w:t>
+      </w:r>
+      <w:r>
+        <w:t xml:space="preserve"> </w:t>
+      </w:r>
+      <w:r>
+        <w:rPr>
+          <w:rFonts w:ascii="Times New Roman" w:hAnsi="Times New Roman" w:cs="Times New Roman" w:eastAsia="SimSun"/>
+        </w:rPr>
+        <w:t xml:space="preserve">阴离子均含铋元素。</w:t>
+      </w:r>
+    </w:p>
+    <w:p>
+      <w:pPr>
+        <w:pStyle w:val="BodyText"/>
+        <w:spacing w:before="0" w:after="0" w:line="276" w:lineRule="auto"/>
+      </w:pPr>
+      <w:r>
+        <w:t xml:space="preserve">2-1-1 </w:t>
+      </w:r>
+      <w:r>
+        <w:rPr>
+          <w:rFonts w:ascii="Times New Roman" w:hAnsi="Times New Roman" w:cs="Times New Roman" w:eastAsia="SimSun"/>
+        </w:rPr>
+        <w:t xml:space="preserve">写出能体现该化合物结构特征的化学式，并画出该化合物中两种阴离子的立体结构。2-1-2</w:t>
+      </w:r>
+      <w:r>
+        <w:t xml:space="preserve"> Wade </w:t>
+      </w:r>
+      <w:r>
+        <w:rPr>
+          <w:rFonts w:ascii="Times New Roman" w:hAnsi="Times New Roman" w:cs="Times New Roman" w:eastAsia="SimSun"/>
+        </w:rPr>
+        <w:t xml:space="preserve">规则是请常用的用于预测多面体簇离子结构的方法，研究人员使用</w:t>
+      </w:r>
+      <w:r>
+        <w:t xml:space="preserve"> Wade </w:t>
+      </w:r>
+      <w:r>
+        <w:rPr>
+          <w:rFonts w:ascii="Times New Roman" w:hAnsi="Times New Roman" w:cs="Times New Roman" w:eastAsia="SimSun"/>
+        </w:rPr>
+        <w:t xml:space="preserve">规则预测了上述化合物中</w:t>
+      </w:r>
+      <w:r>
+        <w:t xml:space="preserve"> </w:t>
+      </w:r>
+      <m:oMath>
+        <m:r>
+          <m:rPr>
+            <m:sty m:val="p"/>
+          </m:rPr>
+          <w:rPr>
+            <w:rFonts w:ascii="Times New Roman" w:hAnsi="Times New Roman" w:cs="Times New Roman" w:eastAsia="SimSun"/>
+          </w:rPr>
+          <m:t>B</m:t>
+        </m:r>
+        <m:sSubSup>
+          <m:e>
+            <m:r>
+              <m:rPr>
+                <m:sty m:val="p"/>
+              </m:rPr>
+              <w:rPr>
+                <w:rFonts w:ascii="Times New Roman" w:hAnsi="Times New Roman" w:cs="Times New Roman" w:eastAsia="SimSun"/>
+              </w:rPr>
+              <m:t>i</m:t>
+            </m:r>
+          </m:e>
+          <m:sub>
+            <m:r>
+              <w:rPr>
+                <w:rFonts w:ascii="Times New Roman" w:hAnsi="Times New Roman" w:cs="Times New Roman" w:eastAsia="SimSun"/>
+              </w:rPr>
+              <m:t>9</m:t>
+            </m:r>
+          </m:sub>
+          <m:sup>
+            <m:r>
+              <w:rPr>
+                <w:rFonts w:ascii="Times New Roman" w:hAnsi="Times New Roman" w:cs="Times New Roman" w:eastAsia="SimSun"/>
+              </w:rPr>
+              <m:t>5</m:t>
+            </m:r>
+            <m:r>
+              <m:rPr>
+                <m:sty m:val="p"/>
+              </m:rPr>
+              <w:rPr>
+                <w:rFonts w:ascii="Times New Roman" w:hAnsi="Times New Roman" w:cs="Times New Roman" w:eastAsia="SimSun"/>
+              </w:rPr>
+              <m:t>+</m:t>
+            </m:r>
+          </m:sup>
+        </m:sSubSup>
+      </m:oMath>
+      <w:r>
+        <w:t xml:space="preserve"> </w:t>
+      </w:r>
+      <w:r>
+        <w:rPr>
+          <w:rFonts w:ascii="Times New Roman" w:hAnsi="Times New Roman" w:cs="Times New Roman" w:eastAsia="SimSun"/>
+        </w:rPr>
+        <w:t xml:space="preserve">的结构。计算</w:t>
+      </w:r>
+      <w:r>
+        <w:t xml:space="preserve"> </w:t>
+      </w:r>
+      <m:oMath>
+        <m:r>
+          <m:rPr>
+            <m:sty m:val="p"/>
+          </m:rPr>
+          <w:rPr>
+            <w:rFonts w:ascii="Times New Roman" w:hAnsi="Times New Roman" w:cs="Times New Roman" w:eastAsia="SimSun"/>
+          </w:rPr>
+          <m:t>B</m:t>
+        </m:r>
+        <m:sSubSup>
+          <m:e>
+            <m:r>
+              <m:rPr>
+                <m:sty m:val="p"/>
+              </m:rPr>
+              <w:rPr>
+                <w:rFonts w:ascii="Times New Roman" w:hAnsi="Times New Roman" w:cs="Times New Roman" w:eastAsia="SimSun"/>
+              </w:rPr>
+              <m:t>i</m:t>
+            </m:r>
+          </m:e>
+          <m:sub>
+            <m:r>
+              <w:rPr>
+                <w:rFonts w:ascii="Times New Roman" w:hAnsi="Times New Roman" w:cs="Times New Roman" w:eastAsia="SimSun"/>
+              </w:rPr>
+              <m:t>9</m:t>
+            </m:r>
+          </m:sub>
+          <m:sup>
+            <m:r>
+              <w:rPr>
+                <w:rFonts w:ascii="Times New Roman" w:hAnsi="Times New Roman" w:cs="Times New Roman" w:eastAsia="SimSun"/>
+              </w:rPr>
+              <m:t>5</m:t>
+            </m:r>
+            <m:r>
+              <m:rPr>
+                <m:sty m:val="p"/>
+              </m:rPr>
+              <w:rPr>
+                <w:rFonts w:ascii="Times New Roman" w:hAnsi="Times New Roman" w:cs="Times New Roman" w:eastAsia="SimSun"/>
+              </w:rPr>
+              <m:t>+</m:t>
+            </m:r>
+          </m:sup>
+        </m:sSubSup>
+      </m:oMath>
+      <w:r>
+        <w:t xml:space="preserve"> </w:t>
+      </w:r>
+      <w:r>
+        <w:rPr>
+          <w:rFonts w:ascii="Times New Roman" w:hAnsi="Times New Roman" w:cs="Times New Roman" w:eastAsia="SimSun"/>
+        </w:rPr>
+        <w:t xml:space="preserve">中的骨架电子对数，并基于</w:t>
+      </w:r>
+      <w:r>
+        <w:t xml:space="preserve"> Wade </w:t>
+      </w:r>
+      <w:r>
+        <w:rPr>
+          <w:rFonts w:ascii="Times New Roman" w:hAnsi="Times New Roman" w:cs="Times New Roman" w:eastAsia="SimSun"/>
+        </w:rPr>
+        <w:t xml:space="preserve">规则，指出</w:t>
+      </w:r>
+      <w:r>
+        <w:t xml:space="preserve"> </w:t>
+      </w:r>
+      <m:oMath>
+        <m:r>
+          <m:rPr>
+            <m:sty m:val="p"/>
+          </m:rPr>
+          <w:rPr>
+            <w:rFonts w:ascii="Times New Roman" w:hAnsi="Times New Roman" w:cs="Times New Roman" w:eastAsia="SimSun"/>
+          </w:rPr>
+          <m:t>B</m:t>
+        </m:r>
+        <m:sSubSup>
+          <m:e>
+            <m:r>
+              <m:rPr>
+                <m:sty m:val="p"/>
+              </m:rPr>
+              <w:rPr>
+                <w:rFonts w:ascii="Times New Roman" w:hAnsi="Times New Roman" w:cs="Times New Roman" w:eastAsia="SimSun"/>
+              </w:rPr>
+              <m:t>i</m:t>
+            </m:r>
+          </m:e>
+          <m:sub>
+            <m:r>
+              <w:rPr>
+                <w:rFonts w:ascii="Times New Roman" w:hAnsi="Times New Roman" w:cs="Times New Roman" w:eastAsia="SimSun"/>
+              </w:rPr>
+              <m:t>9</m:t>
+            </m:r>
+          </m:sub>
+          <m:sup>
+            <m:r>
+              <w:rPr>
+                <w:rFonts w:ascii="Times New Roman" w:hAnsi="Times New Roman" w:cs="Times New Roman" w:eastAsia="SimSun"/>
+              </w:rPr>
+              <m:t>5</m:t>
+            </m:r>
+            <m:r>
+              <m:rPr>
+                <m:sty m:val="p"/>
+              </m:rPr>
+              <w:rPr>
+                <w:rFonts w:ascii="Times New Roman" w:hAnsi="Times New Roman" w:cs="Times New Roman" w:eastAsia="SimSun"/>
+              </w:rPr>
+              <m:t>+</m:t>
+            </m:r>
+          </m:sup>
+        </m:sSubSup>
+      </m:oMath>
+      <w:r>
+        <w:t xml:space="preserve"> </w:t>
+      </w:r>
+      <w:r>
+        <w:rPr>
+          <w:rFonts w:ascii="Times New Roman" w:hAnsi="Times New Roman" w:cs="Times New Roman" w:eastAsia="SimSun"/>
+        </w:rPr>
+        <w:t xml:space="preserve">属于何种具体的几何构型。</w:t>
+      </w:r>
+    </w:p>
+    <w:p>
+      <w:pPr>
+        <w:pStyle w:val="BodyText"/>
+        <w:spacing w:before="0" w:after="0" w:line="276" w:lineRule="auto"/>
+        <w:ind w:firstLineChars="200" w:firstLine="420"/>
+      </w:pPr>
+      <w:r>
+        <w:rPr>
+          <w:rFonts w:ascii="Times New Roman" w:hAnsi="Times New Roman" w:cs="Times New Roman" w:eastAsia="SimSun"/>
+        </w:rPr>
+        <w:t xml:space="preserve">提示:</w:t>
+      </w:r>
+      <w:r>
+        <w:t xml:space="preserve"> Wade </w:t>
+      </w:r>
+      <w:r>
+        <w:rPr>
+          <w:rFonts w:ascii="Times New Roman" w:hAnsi="Times New Roman" w:cs="Times New Roman" w:eastAsia="SimSun"/>
+        </w:rPr>
+        <w:t xml:space="preserve">规则的内容为:</w:t>
+      </w:r>
+      <w:r>
+        <w:t xml:space="preserve"> </w:t>
+      </w:r>
+      <w:r>
+        <w:rPr>
+          <w:rFonts w:ascii="Times New Roman" w:hAnsi="Times New Roman" w:cs="Times New Roman" w:eastAsia="SimSun"/>
+        </w:rPr>
+        <w:t xml:space="preserve">骨架电子对数决定了骨架原子数为</w:t>
+      </w:r>
+      <w:r>
+        <w:t xml:space="preserve"> </w:t>
+      </w:r>
+      <m:oMath>
+        <m:r>
+          <w:rPr>
+            <w:rFonts w:ascii="Times New Roman" w:hAnsi="Times New Roman" w:cs="Times New Roman" w:eastAsia="SimSun"/>
+          </w:rPr>
+          <m:t>n</m:t>
+        </m:r>
+      </m:oMath>
+      <w:r>
+        <w:t xml:space="preserve"> </w:t>
+      </w:r>
+      <w:r>
+        <w:rPr>
+          <w:rFonts w:ascii="Times New Roman" w:hAnsi="Times New Roman" w:cs="Times New Roman" w:eastAsia="SimSun"/>
+        </w:rPr>
+        <w:t xml:space="preserve">的簇合物的形状,</w:t>
+      </w:r>
+      <w:r>
+        <w:t xml:space="preserve"> </w:t>
+      </w:r>
+      <w:r>
+        <w:rPr>
+          <w:rFonts w:ascii="Times New Roman" w:hAnsi="Times New Roman" w:cs="Times New Roman" w:eastAsia="SimSun"/>
+        </w:rPr>
+        <w:t xml:space="preserve">若骨架电子对数为</w:t>
+      </w:r>
+      <w:r>
+        <w:t xml:space="preserve"> </w:t>
+      </w:r>
+      <m:oMath>
+        <m:r>
+          <w:rPr>
+            <w:rFonts w:ascii="Times New Roman" w:hAnsi="Times New Roman" w:cs="Times New Roman" w:eastAsia="SimSun"/>
+          </w:rPr>
+          <m:t>n</m:t>
+        </m:r>
+        <m:r>
+          <m:rPr>
+            <m:sty m:val="p"/>
+          </m:rPr>
+          <w:rPr>
+            <w:rFonts w:ascii="Times New Roman" w:hAnsi="Times New Roman" w:cs="Times New Roman" w:eastAsia="SimSun"/>
+          </w:rPr>
+          <m:t>+</m:t>
+        </m:r>
+        <m:r>
+          <w:rPr>
+            <w:rFonts w:ascii="Times New Roman" w:hAnsi="Times New Roman" w:cs="Times New Roman" w:eastAsia="SimSun"/>
+          </w:rPr>
+          <m:t>1</m:t>
+        </m:r>
+      </m:oMath>
+      <w:r>
+        <w:t xml:space="preserve"> </w:t>
+      </w:r>
+      <w:r>
+        <w:t xml:space="preserve">, </w:t>
+      </w:r>
+      <w:r>
+        <w:rPr>
+          <w:rFonts w:ascii="Times New Roman" w:hAnsi="Times New Roman" w:cs="Times New Roman" w:eastAsia="SimSun"/>
+        </w:rPr>
+        <w:t xml:space="preserve">则为闭式(顶点数为</w:t>
+      </w:r>
+      <w:r>
+        <w:t xml:space="preserve"> </w:t>
+      </w:r>
+      <m:oMath>
+        <m:r>
+          <w:rPr>
+            <w:rFonts w:ascii="Times New Roman" w:hAnsi="Times New Roman" w:cs="Times New Roman" w:eastAsia="SimSun"/>
+          </w:rPr>
+          <m:t>n</m:t>
+        </m:r>
+      </m:oMath>
+      <w:r>
+        <w:t xml:space="preserve"> </w:t>
+      </w:r>
+      <w:r>
+        <w:rPr>
+          <w:rFonts w:ascii="Times New Roman" w:hAnsi="Times New Roman" w:cs="Times New Roman" w:eastAsia="SimSun"/>
+        </w:rPr>
+        <w:t xml:space="preserve">的密闭多面体结构);</w:t>
+      </w:r>
+      <w:r>
+        <w:t xml:space="preserve"> </w:t>
+      </w:r>
+      <w:r>
+        <w:rPr>
+          <w:rFonts w:ascii="Times New Roman" w:hAnsi="Times New Roman" w:cs="Times New Roman" w:eastAsia="SimSun"/>
+        </w:rPr>
+        <w:t xml:space="preserve">若骨架电子对数为</w:t>
+      </w:r>
+      <w:r>
+        <w:t xml:space="preserve"> </w:t>
+      </w:r>
+      <m:oMath>
+        <m:r>
+          <w:rPr>
+            <w:rFonts w:ascii="Times New Roman" w:hAnsi="Times New Roman" w:cs="Times New Roman" w:eastAsia="SimSun"/>
+          </w:rPr>
+          <m:t>n</m:t>
+        </m:r>
+        <m:r>
+          <m:rPr>
+            <m:sty m:val="p"/>
+          </m:rPr>
+          <w:rPr>
+            <w:rFonts w:ascii="Times New Roman" w:hAnsi="Times New Roman" w:cs="Times New Roman" w:eastAsia="SimSun"/>
+          </w:rPr>
+          <m:t>+</m:t>
+        </m:r>
+        <m:r>
+          <w:rPr>
+            <w:rFonts w:ascii="Times New Roman" w:hAnsi="Times New Roman" w:cs="Times New Roman" w:eastAsia="SimSun"/>
+          </w:rPr>
+          <m:t>2</m:t>
+        </m:r>
+      </m:oMath>
+      <w:r>
+        <w:t xml:space="preserve"> </w:t>
+      </w:r>
+      <w:r>
+        <w:t xml:space="preserve">, </w:t>
+      </w:r>
+      <w:r>
+        <w:rPr>
+          <w:rFonts w:ascii="Times New Roman" w:hAnsi="Times New Roman" w:cs="Times New Roman" w:eastAsia="SimSun"/>
+        </w:rPr>
+        <w:t xml:space="preserve">则为巢式(比顶点数为</w:t>
+      </w:r>
+      <w:r>
+        <w:t xml:space="preserve"> </w:t>
+      </w:r>
+      <m:oMath>
+        <m:r>
+          <w:rPr>
+            <w:rFonts w:ascii="Times New Roman" w:hAnsi="Times New Roman" w:cs="Times New Roman" w:eastAsia="SimSun"/>
+          </w:rPr>
+          <m:t>n</m:t>
+        </m:r>
+        <m:r>
+          <m:rPr>
+            <m:sty m:val="p"/>
+          </m:rPr>
+          <w:rPr>
+            <w:rFonts w:ascii="Times New Roman" w:hAnsi="Times New Roman" w:cs="Times New Roman" w:eastAsia="SimSun"/>
+          </w:rPr>
+          <m:t>+</m:t>
+        </m:r>
+        <m:r>
+          <w:rPr>
+            <w:rFonts w:ascii="Times New Roman" w:hAnsi="Times New Roman" w:cs="Times New Roman" w:eastAsia="SimSun"/>
+          </w:rPr>
+          <m:t>1</m:t>
+        </m:r>
+      </m:oMath>
+      <w:r>
+        <w:t xml:space="preserve"> </w:t>
+      </w:r>
+      <w:r>
+        <w:rPr>
+          <w:rFonts w:ascii="Times New Roman" w:hAnsi="Times New Roman" w:cs="Times New Roman" w:eastAsia="SimSun"/>
+        </w:rPr>
+        <w:t xml:space="preserve">的密闭多面体结构少一个顶点);</w:t>
+      </w:r>
+      <w:r>
+        <w:t xml:space="preserve"> </w:t>
+      </w:r>
+      <w:r>
+        <w:rPr>
+          <w:rFonts w:ascii="Times New Roman" w:hAnsi="Times New Roman" w:cs="Times New Roman" w:eastAsia="SimSun"/>
+        </w:rPr>
+        <w:t xml:space="preserve">若骨架电子对数为</w:t>
+      </w:r>
+      <w:r>
+        <w:t xml:space="preserve"> </w:t>
+      </w:r>
+      <m:oMath>
+        <m:r>
+          <w:rPr>
+            <w:rFonts w:ascii="Times New Roman" w:hAnsi="Times New Roman" w:cs="Times New Roman" w:eastAsia="SimSun"/>
+          </w:rPr>
+          <m:t>n</m:t>
+        </m:r>
+        <m:r>
+          <m:rPr>
+            <m:sty m:val="p"/>
+          </m:rPr>
+          <w:rPr>
+            <w:rFonts w:ascii="Times New Roman" w:hAnsi="Times New Roman" w:cs="Times New Roman" w:eastAsia="SimSun"/>
+          </w:rPr>
+          <m:t>+</m:t>
+        </m:r>
+        <m:r>
+          <w:rPr>
+            <w:rFonts w:ascii="Times New Roman" w:hAnsi="Times New Roman" w:cs="Times New Roman" w:eastAsia="SimSun"/>
+          </w:rPr>
+          <m:t>3</m:t>
+        </m:r>
+      </m:oMath>
+      <w:r>
+        <w:t xml:space="preserve"> </w:t>
+      </w:r>
+      <w:r>
+        <w:t xml:space="preserve">, </w:t>
+      </w:r>
+      <w:r>
+        <w:rPr>
+          <w:rFonts w:ascii="Times New Roman" w:hAnsi="Times New Roman" w:cs="Times New Roman" w:eastAsia="SimSun"/>
+        </w:rPr>
+        <w:t xml:space="preserve">则为蛛网式(比顶点数为</w:t>
+      </w:r>
+      <w:r>
+        <w:t xml:space="preserve"> </w:t>
+      </w:r>
+      <m:oMath>
+        <m:r>
+          <w:rPr>
+            <w:rFonts w:ascii="Times New Roman" w:hAnsi="Times New Roman" w:cs="Times New Roman" w:eastAsia="SimSun"/>
+          </w:rPr>
+          <m:t>n</m:t>
+        </m:r>
+        <m:r>
+          <m:rPr>
+            <m:sty m:val="p"/>
+          </m:rPr>
+          <w:rPr>
+            <w:rFonts w:ascii="Times New Roman" w:hAnsi="Times New Roman" w:cs="Times New Roman" w:eastAsia="SimSun"/>
+          </w:rPr>
+          <m:t>+</m:t>
+        </m:r>
+        <m:r>
+          <w:rPr>
+            <w:rFonts w:ascii="Times New Roman" w:hAnsi="Times New Roman" w:cs="Times New Roman" w:eastAsia="SimSun"/>
+          </w:rPr>
+          <m:t>2</m:t>
+        </m:r>
+      </m:oMath>
+      <w:r>
+        <w:t xml:space="preserve"> </w:t>
+      </w:r>
+      <w:r>
+        <w:rPr>
+          <w:rFonts w:ascii="Times New Roman" w:hAnsi="Times New Roman" w:cs="Times New Roman" w:eastAsia="SimSun"/>
+        </w:rPr>
+        <w:t xml:space="preserve">的密闭多面体结构少两个顶点)。</w:t>
+      </w:r>
+    </w:p>
+    <w:p>
+      <w:pPr>
+        <w:pStyle w:val="BodyText"/>
+        <w:spacing w:before="0" w:after="0" w:line="276" w:lineRule="auto"/>
+      </w:pPr>
+      <w:r>
+        <w:t xml:space="preserve">2-2 </w:t>
+      </w:r>
+      <w:r>
+        <w:rPr>
+          <w:rFonts w:ascii="Times New Roman" w:hAnsi="Times New Roman" w:cs="Times New Roman" w:eastAsia="SimSun"/>
+        </w:rPr>
+        <w:t xml:space="preserve">然而，Wade</w:t>
+      </w:r>
+      <w:r>
+        <w:t xml:space="preserve"> </w:t>
+      </w:r>
+      <w:r>
+        <w:rPr>
+          <w:rFonts w:ascii="Times New Roman" w:hAnsi="Times New Roman" w:cs="Times New Roman" w:eastAsia="SimSun"/>
+        </w:rPr>
+        <w:t xml:space="preserve">规则的预测并不一定完全符合实际情况。2004</w:t>
+      </w:r>
+      <w:r>
+        <w:t xml:space="preserve"> </w:t>
+      </w:r>
+      <w:r>
+        <w:rPr>
+          <w:rFonts w:ascii="Times New Roman" w:hAnsi="Times New Roman" w:cs="Times New Roman" w:eastAsia="SimSun"/>
+        </w:rPr>
+        <w:t xml:space="preserve">年，研究人员将</w:t>
+      </w:r>
+      <w:r>
+        <w:t xml:space="preserve"> Bi、Nb </w:t>
+      </w:r>
+      <w:r>
+        <w:rPr>
+          <w:rFonts w:ascii="Times New Roman" w:hAnsi="Times New Roman" w:cs="Times New Roman" w:eastAsia="SimSun"/>
+        </w:rPr>
+        <w:t xml:space="preserve">与</w:t>
+      </w:r>
+      <w:r>
+        <w:t xml:space="preserve"> BiCl₃ </w:t>
+      </w:r>
+      <w:r>
+        <w:rPr>
+          <w:rFonts w:ascii="Times New Roman" w:hAnsi="Times New Roman" w:cs="Times New Roman" w:eastAsia="SimSun"/>
+        </w:rPr>
+        <w:t xml:space="preserve">按化学计量比</w:t>
+      </w:r>
+      <w:r>
+        <w:t xml:space="preserve"> 4:3:6 </w:t>
+      </w:r>
+      <w:r>
+        <w:rPr>
+          <w:rFonts w:ascii="Times New Roman" w:hAnsi="Times New Roman" w:cs="Times New Roman" w:eastAsia="SimSun"/>
+        </w:rPr>
+        <w:t xml:space="preserve">混合加热，制备了一种含</w:t>
+      </w:r>
+      <w:r>
+        <w:t xml:space="preserve"> </w:t>
+      </w:r>
+      <w:r>
+        <w:rPr>
+          <w:rFonts w:ascii="Times New Roman" w:hAnsi="Times New Roman" w:cs="Times New Roman" w:eastAsia="SimSun"/>
+        </w:rPr>
+        <w:t xml:space="preserve">Bi₉⁵⁺离子的顺磁性离子晶体。该晶体沿</w:t>
+      </w:r>
+      <w:r>
+        <w:t xml:space="preserve"> c </w:t>
+      </w:r>
+      <w:r>
+        <w:rPr>
+          <w:rFonts w:ascii="Times New Roman" w:hAnsi="Times New Roman" w:cs="Times New Roman" w:eastAsia="SimSun"/>
+        </w:rPr>
+        <w:t xml:space="preserve">轴投影图如右图所示，其中黑球代表铋原子，多面体代表含铌阴离子。</w:t>
+      </w:r>
+    </w:p>
+    <w:p>
+      <w:pPr>
+        <w:pStyle w:val="BodyText"/>
+        <w:spacing w:before="0" w:after="0" w:line="276" w:lineRule="auto"/>
+      </w:pPr>
+      <w:r>
+        <w:t xml:space="preserve">2-2-1 </w:t>
+      </w:r>
+      <w:r>
+        <w:rPr>
+          <w:rFonts w:ascii="Times New Roman" w:hAnsi="Times New Roman" w:cs="Times New Roman" w:eastAsia="SimSun"/>
+        </w:rPr>
+        <w:t xml:space="preserve">观察投影图，指出晶体中</w:t>
+      </w:r>
+      <w:r>
+        <w:t xml:space="preserve"> </w:t>
+      </w:r>
+      <m:oMath>
+        <m:r>
+          <m:rPr>
+            <m:sty m:val="p"/>
+          </m:rPr>
+          <w:rPr>
+            <w:rFonts w:ascii="Times New Roman" w:hAnsi="Times New Roman" w:cs="Times New Roman" w:eastAsia="SimSun"/>
+          </w:rPr>
+          <m:t>B</m:t>
+        </m:r>
+        <m:sSubSup>
+          <m:e>
+            <m:r>
+              <m:rPr>
+                <m:sty m:val="p"/>
+              </m:rPr>
+              <w:rPr>
+                <w:rFonts w:ascii="Times New Roman" w:hAnsi="Times New Roman" w:cs="Times New Roman" w:eastAsia="SimSun"/>
+              </w:rPr>
+              <m:t>i</m:t>
+            </m:r>
+          </m:e>
+          <m:sub>
+            <m:r>
+              <w:rPr>
+                <w:rFonts w:ascii="Times New Roman" w:hAnsi="Times New Roman" w:cs="Times New Roman" w:eastAsia="SimSun"/>
+              </w:rPr>
+              <m:t>9</m:t>
+            </m:r>
+          </m:sub>
+          <m:sup>
+            <m:r>
+              <w:rPr>
+                <w:rFonts w:ascii="Times New Roman" w:hAnsi="Times New Roman" w:cs="Times New Roman" w:eastAsia="SimSun"/>
+              </w:rPr>
+              <m:t>5</m:t>
+            </m:r>
+            <m:r>
+              <m:rPr>
+                <m:sty m:val="p"/>
+              </m:rPr>
+              <w:rPr>
+                <w:rFonts w:ascii="Times New Roman" w:hAnsi="Times New Roman" w:cs="Times New Roman" w:eastAsia="SimSun"/>
+              </w:rPr>
+              <m:t>+</m:t>
+            </m:r>
+          </m:sup>
+        </m:sSubSup>
+      </m:oMath>
+      <w:r>
+        <w:t xml:space="preserve"> </w:t>
+      </w:r>
+      <w:r>
+        <w:rPr>
+          <w:rFonts w:ascii="Times New Roman" w:hAnsi="Times New Roman" w:cs="Times New Roman" w:eastAsia="SimSun"/>
+        </w:rPr>
+        <w:t xml:space="preserve">的几何构型，并指出该</w:t>
+      </w:r>
+      <w:r>
+        <w:t xml:space="preserve"> </w:t>
+      </w:r>
+      <m:oMath>
+        <m:r>
+          <m:rPr>
+            <m:sty m:val="p"/>
+          </m:rPr>
+          <w:rPr>
+            <w:rFonts w:ascii="Times New Roman" w:hAnsi="Times New Roman" w:cs="Times New Roman" w:eastAsia="SimSun"/>
+          </w:rPr>
+          <m:t>B</m:t>
+        </m:r>
+        <m:sSubSup>
+          <m:e>
+            <m:r>
+              <m:rPr>
+                <m:sty m:val="p"/>
+              </m:rPr>
+              <w:rPr>
+                <w:rFonts w:ascii="Times New Roman" w:hAnsi="Times New Roman" w:cs="Times New Roman" w:eastAsia="SimSun"/>
+              </w:rPr>
+              <m:t>i</m:t>
+            </m:r>
+          </m:e>
+          <m:sub>
+            <m:r>
+              <w:rPr>
+                <w:rFonts w:ascii="Times New Roman" w:hAnsi="Times New Roman" w:cs="Times New Roman" w:eastAsia="SimSun"/>
+              </w:rPr>
+              <m:t>9</m:t>
+            </m:r>
+          </m:sub>
+          <m:sup>
+            <m:r>
+              <w:rPr>
+                <w:rFonts w:ascii="Times New Roman" w:hAnsi="Times New Roman" w:cs="Times New Roman" w:eastAsia="SimSun"/>
+              </w:rPr>
+              <m:t>5</m:t>
+            </m:r>
+            <m:r>
+              <m:rPr>
+                <m:sty m:val="p"/>
+              </m:rPr>
+              <w:rPr>
+                <w:rFonts w:ascii="Times New Roman" w:hAnsi="Times New Roman" w:cs="Times New Roman" w:eastAsia="SimSun"/>
+              </w:rPr>
+              <m:t>+</m:t>
+            </m:r>
+          </m:sup>
+        </m:sSubSup>
+      </m:oMath>
+      <w:r>
+        <w:t xml:space="preserve"> </w:t>
+      </w:r>
+      <w:r>
+        <w:rPr>
+          <w:rFonts w:ascii="Times New Roman" w:hAnsi="Times New Roman" w:cs="Times New Roman" w:eastAsia="SimSun"/>
+        </w:rPr>
+        <w:t xml:space="preserve">结构中最高次对称轴的名称。</w:t>
+      </w:r>
+    </w:p>
+    <w:p>
+      <w:pPr>
+        <w:pStyle w:val="BodyText"/>
+        <w:keepNext/>
+        <w:spacing w:before="120" w:after="40" w:line="240" w:lineRule="auto"/>
+        <w:jc w:val="center"/>
+      </w:pPr>
+      <w:r>
+        <w:drawing>
+          <wp:inline>
+            <wp:extent cx="3017520" cy="2633470"/>
+            <wp:effectExtent b="0" l="0" r="0" t="0"/>
+            <wp:docPr descr="" title="" id="45" name="Picture"/>
+            <a:graphic>
+              <a:graphicData uri="http://schemas.openxmlformats.org/drawingml/2006/picture">
+                <pic:pic>
+                  <pic:nvPicPr>
+                    <pic:cNvPr descr="bd09ddbb581eb5cdf022bda529d9da95b2d0c1df6e6e91e7613133ea70b4582e.jpg" id="46" name="Picture"/>
+                    <pic:cNvPicPr>
+                      <a:picLocks noChangeArrowheads="1" noChangeAspect="1"/>
+                    </pic:cNvPicPr>
+                  </pic:nvPicPr>
+                  <pic:blipFill>
+                    <a:blip r:embed="rId44"/>
                     <a:stretch>
                       <a:fillRect/>
                     </a:stretch>
@@ -5225,8 +5340,8 @@
         <w:t xml:space="preserve">中示出的构型。</w:t>
       </w:r>
     </w:p>
-    <w:bookmarkEnd w:id="38"/>
-    <w:bookmarkStart w:id="39" w:name="第-3-题13-分"/>
+    <w:bookmarkEnd w:id="47"/>
+    <w:bookmarkStart w:id="48" w:name="第-3-题13-分"/>
     <w:p>
       <w:pPr>
         <w:pStyle w:val="Heading3"/>
@@ -5753,8 +5868,8 @@
         <w:t xml:space="preserve">反应伴随着副反应的发生，J可以进一步与D反应生成不含Xe的一价阳离子K，反应伴随着NF2的生成。K中存在3个分别属于2种不同化学环境的硫，不考虑阴离子对阳离子的配位下，两种硫的配位数分别为4和5。由此给出J与K的结构，并写出由J生成K的反应方程式。</w:t>
       </w:r>
     </w:p>
-    <w:bookmarkEnd w:id="39"/>
-    <w:bookmarkStart w:id="43" w:name="第-4-题13-分"/>
+    <w:bookmarkEnd w:id="48"/>
+    <w:bookmarkStart w:id="52" w:name="第-4-题13-分"/>
     <w:p>
       <w:pPr>
         <w:pStyle w:val="Heading3"/>
@@ -6601,18 +6716,18 @@
           <wp:inline>
             <wp:extent cx="1109472" cy="463296"/>
             <wp:effectExtent b="0" l="0" r="0" t="0"/>
-            <wp:docPr descr="" title="" id="41" name="Picture"/>
+            <wp:docPr descr="" title="" id="50" name="Picture"/>
             <a:graphic>
               <a:graphicData uri="http://schemas.openxmlformats.org/drawingml/2006/picture">
                 <pic:pic>
                   <pic:nvPicPr>
-                    <pic:cNvPr descr="60152e143e8d830526364f1c39d1dc1955ec0b8c3546ed3d7521b64d10547149.jpg" id="42" name="Picture"/>
+                    <pic:cNvPr descr="60152e143e8d830526364f1c39d1dc1955ec0b8c3546ed3d7521b64d10547149.jpg" id="51" name="Picture"/>
                     <pic:cNvPicPr>
                       <a:picLocks noChangeArrowheads="1" noChangeAspect="1"/>
                     </pic:cNvPicPr>
                   </pic:nvPicPr>
                   <pic:blipFill>
-                    <a:blip r:embed="rId40"/>
+                    <a:blip r:embed="rId49"/>
                     <a:stretch>
                       <a:fillRect/>
                     </a:stretch>
@@ -6966,8 +7081,8 @@
         <w:t xml:space="preserve">(提示：考虑何种金属倾向于携带该端基)</w:t>
       </w:r>
     </w:p>
-    <w:bookmarkEnd w:id="43"/>
-    <w:bookmarkStart w:id="56" w:name="第-5-题13-分"/>
+    <w:bookmarkEnd w:id="52"/>
+    <w:bookmarkStart w:id="65" w:name="第-5-题13-分"/>
     <w:p>
       <w:pPr>
         <w:pStyle w:val="Heading3"/>
@@ -7092,18 +7207,18 @@
           <wp:inline>
             <wp:extent cx="4555940" cy="2527200"/>
             <wp:effectExtent b="0" l="0" r="0" t="0"/>
-            <wp:docPr descr="" title="" id="45" name="Picture"/>
+            <wp:docPr descr="" title="" id="54" name="Picture"/>
             <a:graphic>
               <a:graphicData uri="http://schemas.openxmlformats.org/drawingml/2006/picture">
                 <pic:pic>
                   <pic:nvPicPr>
-                    <pic:cNvPr descr="ad1c23f4e00d89859411145585215dfe0802093c8aa93bd28aa2862803c9ec23.jpg" id="46" name="Picture"/>
+                    <pic:cNvPr descr="ad1c23f4e00d89859411145585215dfe0802093c8aa93bd28aa2862803c9ec23.jpg" id="55" name="Picture"/>
                     <pic:cNvPicPr>
                       <a:picLocks noChangeArrowheads="1" noChangeAspect="1"/>
                     </pic:cNvPicPr>
                   </pic:nvPicPr>
                   <pic:blipFill>
-                    <a:blip r:embed="rId44"/>
+                    <a:blip r:embed="rId53"/>
                     <a:stretch>
                       <a:fillRect/>
                     </a:stretch>
@@ -7506,18 +7621,18 @@
           <wp:inline>
             <wp:extent cx="1371599" cy="1408176"/>
             <wp:effectExtent b="0" l="0" r="0" t="0"/>
-            <wp:docPr descr="" title="" id="48" name="Picture"/>
+            <wp:docPr descr="" title="" id="57" name="Picture"/>
             <a:graphic>
               <a:graphicData uri="http://schemas.openxmlformats.org/drawingml/2006/picture">
                 <pic:pic>
                   <pic:nvPicPr>
-                    <pic:cNvPr descr="5978b6b566dff851462e7ec356219f3c650576776da4f57ccfcbbb281c1f00b8.jpg" id="49" name="Picture"/>
+                    <pic:cNvPr descr="5978b6b566dff851462e7ec356219f3c650576776da4f57ccfcbbb281c1f00b8.jpg" id="58" name="Picture"/>
                     <pic:cNvPicPr>
                       <a:picLocks noChangeArrowheads="1" noChangeAspect="1"/>
                     </pic:cNvPicPr>
                   </pic:nvPicPr>
                   <pic:blipFill>
-                    <a:blip r:embed="rId47"/>
+                    <a:blip r:embed="rId56"/>
                     <a:stretch>
                       <a:fillRect/>
                     </a:stretch>
@@ -7580,18 +7695,18 @@
           <wp:inline>
             <wp:extent cx="4306246" cy="2527200"/>
             <wp:effectExtent b="0" l="0" r="0" t="0"/>
-            <wp:docPr descr="" title="" id="51" name="Picture"/>
+            <wp:docPr descr="" title="" id="60" name="Picture"/>
             <a:graphic>
               <a:graphicData uri="http://schemas.openxmlformats.org/drawingml/2006/picture">
                 <pic:pic>
                   <pic:nvPicPr>
-                    <pic:cNvPr descr="c8ede81afc1779d8bcd0c898ce7c5248af7a257e6573cdeb92850f72042504bf.jpg" id="52" name="Picture"/>
+                    <pic:cNvPr descr="c8ede81afc1779d8bcd0c898ce7c5248af7a257e6573cdeb92850f72042504bf.jpg" id="61" name="Picture"/>
                     <pic:cNvPicPr>
                       <a:picLocks noChangeArrowheads="1" noChangeAspect="1"/>
                     </pic:cNvPicPr>
                   </pic:nvPicPr>
                   <pic:blipFill>
-                    <a:blip r:embed="rId50"/>
+                    <a:blip r:embed="rId59"/>
                     <a:stretch>
                       <a:fillRect/>
                     </a:stretch>
@@ -8212,18 +8327,18 @@
           <wp:inline>
             <wp:extent cx="1511808" cy="1645920"/>
             <wp:effectExtent b="0" l="0" r="0" t="0"/>
-            <wp:docPr descr="" title="" id="54" name="Picture"/>
+            <wp:docPr descr="" title="" id="63" name="Picture"/>
             <a:graphic>
               <a:graphicData uri="http://schemas.openxmlformats.org/drawingml/2006/picture">
                 <pic:pic>
                   <pic:nvPicPr>
-                    <pic:cNvPr descr="0bc36224e732e3d34807715fc6569f5bb422ebc47e6639e4d784f8183a403801.jpg" id="55" name="Picture"/>
+                    <pic:cNvPr descr="0bc36224e732e3d34807715fc6569f5bb422ebc47e6639e4d784f8183a403801.jpg" id="64" name="Picture"/>
                     <pic:cNvPicPr>
                       <a:picLocks noChangeArrowheads="1" noChangeAspect="1"/>
                     </pic:cNvPicPr>
                   </pic:nvPicPr>
                   <pic:blipFill>
-                    <a:blip r:embed="rId53"/>
+                    <a:blip r:embed="rId62"/>
                     <a:stretch>
                       <a:fillRect/>
                     </a:stretch>
@@ -8261,9 +8376,9 @@
         <w:t xml:space="preserve">G</w:t>
       </w:r>
     </w:p>
-    <w:bookmarkEnd w:id="56"/>
-    <w:bookmarkEnd w:id="57"/>
-    <w:bookmarkStart w:id="87" w:name="第二部分-化学原理第-610-题共-65-分"/>
+    <w:bookmarkEnd w:id="65"/>
+    <w:bookmarkEnd w:id="66"/>
+    <w:bookmarkStart w:id="96" w:name="第二部分-化学原理第-610-题共-65-分"/>
     <w:p>
       <w:pPr>
         <w:pStyle w:val="Heading2"/>
@@ -8302,7 +8417,7 @@
         <w:t xml:space="preserve">分）</w:t>
       </w:r>
     </w:p>
-    <w:bookmarkStart w:id="64" w:name="第-6-题13-分"/>
+    <w:bookmarkStart w:id="73" w:name="第-6-题13-分"/>
     <w:p>
       <w:pPr>
         <w:pStyle w:val="Heading3"/>
@@ -8624,18 +8739,18 @@
           <wp:inline>
             <wp:extent cx="2170176" cy="1072895"/>
             <wp:effectExtent b="0" l="0" r="0" t="0"/>
-            <wp:docPr descr="" title="" id="59" name="Picture"/>
+            <wp:docPr descr="" title="" id="68" name="Picture"/>
             <a:graphic>
               <a:graphicData uri="http://schemas.openxmlformats.org/drawingml/2006/picture">
                 <pic:pic>
                   <pic:nvPicPr>
-                    <pic:cNvPr descr="adfd7cd1e07d77a0789ae19fdcde5a382e3423938c06dcbeccf6638b92c9617d.jpg" id="60" name="Picture"/>
+                    <pic:cNvPr descr="adfd7cd1e07d77a0789ae19fdcde5a382e3423938c06dcbeccf6638b92c9617d.jpg" id="69" name="Picture"/>
                     <pic:cNvPicPr>
                       <a:picLocks noChangeArrowheads="1" noChangeAspect="1"/>
                     </pic:cNvPicPr>
                   </pic:nvPicPr>
                   <pic:blipFill>
-                    <a:blip r:embed="rId58"/>
+                    <a:blip r:embed="rId67"/>
                     <a:stretch>
                       <a:fillRect/>
                     </a:stretch>
@@ -11059,18 +11174,18 @@
           <wp:inline>
             <wp:extent cx="3054095" cy="2737103"/>
             <wp:effectExtent b="0" l="0" r="0" t="0"/>
-            <wp:docPr descr="" title="" id="62" name="Picture"/>
+            <wp:docPr descr="" title="" id="71" name="Picture"/>
             <a:graphic>
               <a:graphicData uri="http://schemas.openxmlformats.org/drawingml/2006/picture">
                 <pic:pic>
                   <pic:nvPicPr>
-                    <pic:cNvPr descr="b918203c979a52d7ed5a3f9a103125b4f14a362ce1409bbcb0af2e24d3591bfa.jpg" id="63" name="Picture"/>
+                    <pic:cNvPr descr="b918203c979a52d7ed5a3f9a103125b4f14a362ce1409bbcb0af2e24d3591bfa.jpg" id="72" name="Picture"/>
                     <pic:cNvPicPr>
                       <a:picLocks noChangeArrowheads="1" noChangeAspect="1"/>
                     </pic:cNvPicPr>
                   </pic:nvPicPr>
                   <pic:blipFill>
-                    <a:blip r:embed="rId61"/>
+                    <a:blip r:embed="rId70"/>
                     <a:stretch>
                       <a:fillRect/>
                     </a:stretch>
@@ -11553,8 +11668,8 @@
         <w:t xml:space="preserve">)</w:t>
       </w:r>
     </w:p>
-    <w:bookmarkEnd w:id="64"/>
-    <w:bookmarkStart w:id="65" w:name="第-7-题13-分"/>
+    <w:bookmarkEnd w:id="73"/>
+    <w:bookmarkStart w:id="74" w:name="第-7-题13-分"/>
     <w:p>
       <w:pPr>
         <w:pStyle w:val="Heading3"/>
@@ -15191,8 +15306,8 @@
         </m:oMath>
       </m:oMathPara>
     </w:p>
-    <w:bookmarkEnd w:id="65"/>
-    <w:bookmarkStart w:id="72" w:name="第-8-题13-分"/>
+    <w:bookmarkEnd w:id="74"/>
+    <w:bookmarkStart w:id="81" w:name="第-8-题13-分"/>
     <w:p>
       <w:pPr>
         <w:pStyle w:val="Heading3"/>
@@ -15276,18 +15391,18 @@
           <wp:inline>
             <wp:extent cx="3224784" cy="1999487"/>
             <wp:effectExtent b="0" l="0" r="0" t="0"/>
-            <wp:docPr descr="" title="" id="67" name="Picture"/>
+            <wp:docPr descr="" title="" id="76" name="Picture"/>
             <a:graphic>
               <a:graphicData uri="http://schemas.openxmlformats.org/drawingml/2006/picture">
                 <pic:pic>
                   <pic:nvPicPr>
-                    <pic:cNvPr descr="254ed08b1cdc21521a0533b8b8f5014e5bc052723acbe9a991bf3cc5a0d2dfed.jpg" id="68" name="Picture"/>
+                    <pic:cNvPr descr="254ed08b1cdc21521a0533b8b8f5014e5bc052723acbe9a991bf3cc5a0d2dfed.jpg" id="77" name="Picture"/>
                     <pic:cNvPicPr>
                       <a:picLocks noChangeArrowheads="1" noChangeAspect="1"/>
                     </pic:cNvPicPr>
                   </pic:nvPicPr>
                   <pic:blipFill>
-                    <a:blip r:embed="rId66"/>
+                    <a:blip r:embed="rId75"/>
                     <a:stretch>
                       <a:fillRect/>
                     </a:stretch>
@@ -15416,18 +15531,18 @@
           <wp:inline>
             <wp:extent cx="3712463" cy="2493264"/>
             <wp:effectExtent b="0" l="0" r="0" t="0"/>
-            <wp:docPr descr="" title="" id="70" name="Picture"/>
+            <wp:docPr descr="" title="" id="79" name="Picture"/>
             <a:graphic>
               <a:graphicData uri="http://schemas.openxmlformats.org/drawingml/2006/picture">
                 <pic:pic>
                   <pic:nvPicPr>
-                    <pic:cNvPr descr="b5ec0ebe52b3a6e99fcffc5c2ee81c18d4f3217cb3dd30f1c39171fef1688157.jpg" id="71" name="Picture"/>
+                    <pic:cNvPr descr="b5ec0ebe52b3a6e99fcffc5c2ee81c18d4f3217cb3dd30f1c39171fef1688157.jpg" id="80" name="Picture"/>
                     <pic:cNvPicPr>
                       <a:picLocks noChangeArrowheads="1" noChangeAspect="1"/>
                     </pic:cNvPicPr>
                   </pic:nvPicPr>
                   <pic:blipFill>
-                    <a:blip r:embed="rId69"/>
+                    <a:blip r:embed="rId78"/>
                     <a:stretch>
                       <a:fillRect/>
                     </a:stretch>
@@ -18787,8 +18902,8 @@
         <w:t xml:space="preserve">。</w:t>
       </w:r>
     </w:p>
-    <w:bookmarkEnd w:id="72"/>
-    <w:bookmarkStart w:id="82" w:name="第-9-题13-分"/>
+    <w:bookmarkEnd w:id="81"/>
+    <w:bookmarkStart w:id="91" w:name="第-9-题13-分"/>
     <w:p>
       <w:pPr>
         <w:pStyle w:val="Heading3"/>
@@ -18852,18 +18967,18 @@
           <wp:inline>
             <wp:extent cx="8229600" cy="1719069"/>
             <wp:effectExtent b="0" l="0" r="0" t="0"/>
-            <wp:docPr descr="" title="" id="74" name="Picture"/>
+            <wp:docPr descr="" title="" id="83" name="Picture"/>
             <a:graphic>
               <a:graphicData uri="http://schemas.openxmlformats.org/drawingml/2006/picture">
                 <pic:pic>
                   <pic:nvPicPr>
-                    <pic:cNvPr descr="a2a636d5b164a8e143187e77000a4b10b67a2a9f087f4419d5169af0ed98c915.jpg" id="75" name="Picture"/>
+                    <pic:cNvPr descr="a2a636d5b164a8e143187e77000a4b10b67a2a9f087f4419d5169af0ed98c915.jpg" id="84" name="Picture"/>
                     <pic:cNvPicPr>
                       <a:picLocks noChangeArrowheads="1" noChangeAspect="1"/>
                     </pic:cNvPicPr>
                   </pic:nvPicPr>
                   <pic:blipFill>
-                    <a:blip r:embed="rId73"/>
+                    <a:blip r:embed="rId82"/>
                     <a:stretch>
                       <a:fillRect/>
                     </a:stretch>
@@ -18924,18 +19039,18 @@
           <wp:inline>
             <wp:extent cx="4082400" cy="3046336"/>
             <wp:effectExtent b="0" l="0" r="0" t="0"/>
-            <wp:docPr descr="" title="" id="77" name="Picture"/>
+            <wp:docPr descr="" title="" id="86" name="Picture"/>
             <a:graphic>
               <a:graphicData uri="http://schemas.openxmlformats.org/drawingml/2006/picture">
                 <pic:pic>
                   <pic:nvPicPr>
-                    <pic:cNvPr descr="83f71bca9fcd0364c15e36451e0e379e693702f4cda900bf10949cb151e7c139.jpg" id="78" name="Picture"/>
+                    <pic:cNvPr descr="83f71bca9fcd0364c15e36451e0e379e693702f4cda900bf10949cb151e7c139.jpg" id="87" name="Picture"/>
                     <pic:cNvPicPr>
                       <a:picLocks noChangeArrowheads="1" noChangeAspect="1"/>
                     </pic:cNvPicPr>
                   </pic:nvPicPr>
                   <pic:blipFill>
-                    <a:blip r:embed="rId76"/>
+                    <a:blip r:embed="rId85"/>
                     <a:stretch>
                       <a:fillRect/>
                     </a:stretch>
@@ -19326,18 +19441,18 @@
           <wp:inline>
             <wp:extent cx="6500891" cy="2527200"/>
             <wp:effectExtent b="0" l="0" r="0" t="0"/>
-            <wp:docPr descr="" title="" id="80" name="Picture"/>
+            <wp:docPr descr="" title="" id="89" name="Picture"/>
             <a:graphic>
               <a:graphicData uri="http://schemas.openxmlformats.org/drawingml/2006/picture">
                 <pic:pic>
                   <pic:nvPicPr>
-                    <pic:cNvPr descr="eca1c2923046b53064d5d8fc1d5429ecdd0a98efced3cd335f1cbd7a13b43d4e.jpg" id="81" name="Picture"/>
+                    <pic:cNvPr descr="eca1c2923046b53064d5d8fc1d5429ecdd0a98efced3cd335f1cbd7a13b43d4e.jpg" id="90" name="Picture"/>
                     <pic:cNvPicPr>
                       <a:picLocks noChangeArrowheads="1" noChangeAspect="1"/>
                     </pic:cNvPicPr>
                   </pic:nvPicPr>
                   <pic:blipFill>
-                    <a:blip r:embed="rId79"/>
+                    <a:blip r:embed="rId88"/>
                     <a:stretch>
                       <a:fillRect/>
                     </a:stretch>
@@ -19846,8 +19961,8 @@
         <w:t xml:space="preserve">反应所需的最小电解电压。</w:t>
       </w:r>
     </w:p>
-    <w:bookmarkEnd w:id="82"/>
-    <w:bookmarkStart w:id="86" w:name="第-10-题13-分"/>
+    <w:bookmarkEnd w:id="91"/>
+    <w:bookmarkStart w:id="95" w:name="第-10-题13-分"/>
     <w:p>
       <w:pPr>
         <w:pStyle w:val="Heading3"/>
@@ -19956,18 +20071,18 @@
           <wp:inline>
             <wp:extent cx="1749551" cy="2170176"/>
             <wp:effectExtent b="0" l="0" r="0" t="0"/>
-            <wp:docPr descr="" title="" id="84" name="Picture"/>
+            <wp:docPr descr="" title="" id="93" name="Picture"/>
             <a:graphic>
               <a:graphicData uri="http://schemas.openxmlformats.org/drawingml/2006/picture">
                 <pic:pic>
                   <pic:nvPicPr>
-                    <pic:cNvPr descr="50ff9a6c363b7bdecdb2e6a843d8de58191927a5a8904523cc83c810044e30b5.jpg" id="85" name="Picture"/>
+                    <pic:cNvPr descr="50ff9a6c363b7bdecdb2e6a843d8de58191927a5a8904523cc83c810044e30b5.jpg" id="94" name="Picture"/>
                     <pic:cNvPicPr>
                       <a:picLocks noChangeArrowheads="1" noChangeAspect="1"/>
                     </pic:cNvPicPr>
                   </pic:nvPicPr>
                   <pic:blipFill>
-                    <a:blip r:embed="rId83"/>
+                    <a:blip r:embed="rId92"/>
                     <a:stretch>
                       <a:fillRect/>
                     </a:stretch>
@@ -22623,9 +22738,9 @@
         <w:t xml:space="preserve">。</w:t>
       </w:r>
     </w:p>
-    <w:bookmarkEnd w:id="86"/>
-    <w:bookmarkEnd w:id="87"/>
-    <w:bookmarkEnd w:id="88"/>
+    <w:bookmarkEnd w:id="95"/>
+    <w:bookmarkEnd w:id="96"/>
+    <w:bookmarkEnd w:id="97"/>
     <w:sectPr>
       <w:footerReference r:id="rId9" w:type="default"/>
       <w:headerReference r:id="rId10" w:type="default"/>

--- a/00-首页/题组Word/初赛模拟卷/真题版式/初赛模拟卷XVII（非有机·学生版·真题版式）.docx
+++ b/00-首页/题组Word/初赛模拟卷/真题版式/初赛模拟卷XVII（非有机·学生版·真题版式）.docx
@@ -2222,7 +2222,7 @@
       <w:r>
         <w:drawing>
           <wp:inline>
-            <wp:extent cx="2816351" cy="3090672"/>
+            <wp:extent cx="2657182" cy="2916000"/>
             <wp:effectExtent b="0" l="0" r="0" t="0"/>
             <wp:docPr descr="" title="" id="41" name="Picture"/>
             <a:graphic>
@@ -2243,7 +2243,7 @@
                   <pic:spPr bwMode="auto">
                     <a:xfrm>
                       <a:off x="0" y="0"/>
-                      <a:ext cx="2816351" cy="3090672"/>
+                      <a:ext cx="2657182" cy="2916000"/>
                     </a:xfrm>
                     <a:prstGeom prst="rect">
                       <a:avLst/>
@@ -3415,7 +3415,7 @@
       <w:r>
         <w:drawing>
           <wp:inline>
-            <wp:extent cx="3017520" cy="2633470"/>
+            <wp:extent cx="3340395" cy="2916000"/>
             <wp:effectExtent b="0" l="0" r="0" t="0"/>
             <wp:docPr descr="" title="" id="45" name="Picture"/>
             <a:graphic>
@@ -3436,7 +3436,7 @@
                   <pic:spPr bwMode="auto">
                     <a:xfrm>
                       <a:off x="0" y="0"/>
-                      <a:ext cx="3017520" cy="2633470"/>
+                      <a:ext cx="3340395" cy="2916000"/>
                     </a:xfrm>
                     <a:prstGeom prst="rect">
                       <a:avLst/>
@@ -15389,7 +15389,7 @@
       <w:r>
         <w:drawing>
           <wp:inline>
-            <wp:extent cx="3224784" cy="1999487"/>
+            <wp:extent cx="4082400" cy="2531923"/>
             <wp:effectExtent b="0" l="0" r="0" t="0"/>
             <wp:docPr descr="" title="" id="76" name="Picture"/>
             <a:graphic>
@@ -15410,7 +15410,7 @@
                   <pic:spPr bwMode="auto">
                     <a:xfrm>
                       <a:off x="0" y="0"/>
-                      <a:ext cx="3224784" cy="1999487"/>
+                      <a:ext cx="4082400" cy="2531923"/>
                     </a:xfrm>
                     <a:prstGeom prst="rect">
                       <a:avLst/>
@@ -15529,7 +15529,7 @@
       <w:r>
         <w:drawing>
           <wp:inline>
-            <wp:extent cx="3712463" cy="2493264"/>
+            <wp:extent cx="4082400" cy="2741233"/>
             <wp:effectExtent b="0" l="0" r="0" t="0"/>
             <wp:docPr descr="" title="" id="79" name="Picture"/>
             <a:graphic>
@@ -15550,7 +15550,7 @@
                   <pic:spPr bwMode="auto">
                     <a:xfrm>
                       <a:off x="0" y="0"/>
-                      <a:ext cx="3712463" cy="2493264"/>
+                      <a:ext cx="4082400" cy="2741233"/>
                     </a:xfrm>
                     <a:prstGeom prst="rect">
                       <a:avLst/>
@@ -18965,7 +18965,7 @@
       <w:r>
         <w:drawing>
           <wp:inline>
-            <wp:extent cx="8229600" cy="1719069"/>
+            <wp:extent cx="4082400" cy="852766"/>
             <wp:effectExtent b="0" l="0" r="0" t="0"/>
             <wp:docPr descr="" title="" id="83" name="Picture"/>
             <a:graphic>
@@ -18986,7 +18986,7 @@
                   <pic:spPr bwMode="auto">
                     <a:xfrm>
                       <a:off x="0" y="0"/>
-                      <a:ext cx="8229600" cy="1719069"/>
+                      <a:ext cx="4082400" cy="852766"/>
                     </a:xfrm>
                     <a:prstGeom prst="rect">
                       <a:avLst/>
@@ -19037,7 +19037,7 @@
       <w:r>
         <w:drawing>
           <wp:inline>
-            <wp:extent cx="4082400" cy="3046336"/>
+            <wp:extent cx="4082400" cy="3043795"/>
             <wp:effectExtent b="0" l="0" r="0" t="0"/>
             <wp:docPr descr="" title="" id="86" name="Picture"/>
             <a:graphic>
@@ -19058,7 +19058,7 @@
                   <pic:spPr bwMode="auto">
                     <a:xfrm>
                       <a:off x="0" y="0"/>
-                      <a:ext cx="4082400" cy="3046336"/>
+                      <a:ext cx="4082400" cy="3043795"/>
                     </a:xfrm>
                     <a:prstGeom prst="rect">
                       <a:avLst/>
@@ -20069,7 +20069,7 @@
       <w:r>
         <w:drawing>
           <wp:inline>
-            <wp:extent cx="1749551" cy="2170176"/>
+            <wp:extent cx="2350538" cy="2916000"/>
             <wp:effectExtent b="0" l="0" r="0" t="0"/>
             <wp:docPr descr="" title="" id="93" name="Picture"/>
             <a:graphic>
@@ -20090,7 +20090,7 @@
                   <pic:spPr bwMode="auto">
                     <a:xfrm>
                       <a:off x="0" y="0"/>
-                      <a:ext cx="1749551" cy="2170176"/>
+                      <a:ext cx="2350538" cy="2916000"/>
                     </a:xfrm>
                     <a:prstGeom prst="rect">
                       <a:avLst/>

--- a/00-首页/题组Word/初赛模拟卷/真题版式/初赛模拟卷XVII（非有机·学生版·真题版式）.docx
+++ b/00-首页/题组Word/初赛模拟卷/真题版式/初赛模拟卷XVII（非有机·学生版·真题版式）.docx
@@ -2222,7 +2222,7 @@
       <w:r>
         <w:drawing>
           <wp:inline>
-            <wp:extent cx="2657182" cy="2916000"/>
+            <wp:extent cx="2657183" cy="2916000"/>
             <wp:effectExtent b="0" l="0" r="0" t="0"/>
             <wp:docPr descr="" title="" id="41" name="Picture"/>
             <a:graphic>
@@ -2243,7 +2243,7 @@
                   <pic:spPr bwMode="auto">
                     <a:xfrm>
                       <a:off x="0" y="0"/>
-                      <a:ext cx="2657182" cy="2916000"/>
+                      <a:ext cx="2657183" cy="2916000"/>
                     </a:xfrm>
                     <a:prstGeom prst="rect">
                       <a:avLst/>
@@ -3415,7 +3415,7 @@
       <w:r>
         <w:drawing>
           <wp:inline>
-            <wp:extent cx="3340395" cy="2916000"/>
+            <wp:extent cx="2916000" cy="2545523"/>
             <wp:effectExtent b="0" l="0" r="0" t="0"/>
             <wp:docPr descr="" title="" id="45" name="Picture"/>
             <a:graphic>
@@ -3436,7 +3436,7 @@
                   <pic:spPr bwMode="auto">
                     <a:xfrm>
                       <a:off x="0" y="0"/>
-                      <a:ext cx="3340395" cy="2916000"/>
+                      <a:ext cx="2916000" cy="2545523"/>
                     </a:xfrm>
                     <a:prstGeom prst="rect">
                       <a:avLst/>
@@ -7205,7 +7205,7 @@
       <w:r>
         <w:drawing>
           <wp:inline>
-            <wp:extent cx="4555940" cy="2527200"/>
+            <wp:extent cx="4082400" cy="2264525"/>
             <wp:effectExtent b="0" l="0" r="0" t="0"/>
             <wp:docPr descr="" title="" id="54" name="Picture"/>
             <a:graphic>
@@ -7226,7 +7226,7 @@
                   <pic:spPr bwMode="auto">
                     <a:xfrm>
                       <a:off x="0" y="0"/>
-                      <a:ext cx="4555940" cy="2527200"/>
+                      <a:ext cx="4082400" cy="2264525"/>
                     </a:xfrm>
                     <a:prstGeom prst="rect">
                       <a:avLst/>
@@ -7693,7 +7693,7 @@
       <w:r>
         <w:drawing>
           <wp:inline>
-            <wp:extent cx="4306246" cy="2527200"/>
+            <wp:extent cx="4082400" cy="2395831"/>
             <wp:effectExtent b="0" l="0" r="0" t="0"/>
             <wp:docPr descr="" title="" id="60" name="Picture"/>
             <a:graphic>
@@ -7714,7 +7714,7 @@
                   <pic:spPr bwMode="auto">
                     <a:xfrm>
                       <a:off x="0" y="0"/>
-                      <a:ext cx="4306246" cy="2527200"/>
+                      <a:ext cx="4082400" cy="2395831"/>
                     </a:xfrm>
                     <a:prstGeom prst="rect">
                       <a:avLst/>
@@ -11172,7 +11172,7 @@
       <w:r>
         <w:drawing>
           <wp:inline>
-            <wp:extent cx="3054095" cy="2737103"/>
+            <wp:extent cx="2916000" cy="2613340"/>
             <wp:effectExtent b="0" l="0" r="0" t="0"/>
             <wp:docPr descr="" title="" id="71" name="Picture"/>
             <a:graphic>
@@ -11193,7 +11193,7 @@
                   <pic:spPr bwMode="auto">
                     <a:xfrm>
                       <a:off x="0" y="0"/>
-                      <a:ext cx="3054095" cy="2737103"/>
+                      <a:ext cx="2916000" cy="2613340"/>
                     </a:xfrm>
                     <a:prstGeom prst="rect">
                       <a:avLst/>
@@ -15389,7 +15389,7 @@
       <w:r>
         <w:drawing>
           <wp:inline>
-            <wp:extent cx="4082400" cy="2531923"/>
+            <wp:extent cx="4074784" cy="2527200"/>
             <wp:effectExtent b="0" l="0" r="0" t="0"/>
             <wp:docPr descr="" title="" id="76" name="Picture"/>
             <a:graphic>
@@ -15410,7 +15410,7 @@
                   <pic:spPr bwMode="auto">
                     <a:xfrm>
                       <a:off x="0" y="0"/>
-                      <a:ext cx="4082400" cy="2531923"/>
+                      <a:ext cx="4074784" cy="2527200"/>
                     </a:xfrm>
                     <a:prstGeom prst="rect">
                       <a:avLst/>
@@ -15529,7 +15529,7 @@
       <w:r>
         <w:drawing>
           <wp:inline>
-            <wp:extent cx="4082400" cy="2741233"/>
+            <wp:extent cx="3763648" cy="2527200"/>
             <wp:effectExtent b="0" l="0" r="0" t="0"/>
             <wp:docPr descr="" title="" id="79" name="Picture"/>
             <a:graphic>
@@ -15550,7 +15550,7 @@
                   <pic:spPr bwMode="auto">
                     <a:xfrm>
                       <a:off x="0" y="0"/>
-                      <a:ext cx="4082400" cy="2741233"/>
+                      <a:ext cx="3763648" cy="2527200"/>
                     </a:xfrm>
                     <a:prstGeom prst="rect">
                       <a:avLst/>
@@ -19037,7 +19037,7 @@
       <w:r>
         <w:drawing>
           <wp:inline>
-            <wp:extent cx="4082400" cy="3043795"/>
+            <wp:extent cx="3389531" cy="2527200"/>
             <wp:effectExtent b="0" l="0" r="0" t="0"/>
             <wp:docPr descr="" title="" id="86" name="Picture"/>
             <a:graphic>
@@ -19058,7 +19058,7 @@
                   <pic:spPr bwMode="auto">
                     <a:xfrm>
                       <a:off x="0" y="0"/>
-                      <a:ext cx="4082400" cy="3043795"/>
+                      <a:ext cx="3389531" cy="2527200"/>
                     </a:xfrm>
                     <a:prstGeom prst="rect">
                       <a:avLst/>
@@ -19439,7 +19439,7 @@
       <w:r>
         <w:drawing>
           <wp:inline>
-            <wp:extent cx="6500891" cy="2527200"/>
+            <wp:extent cx="4082400" cy="1587019"/>
             <wp:effectExtent b="0" l="0" r="0" t="0"/>
             <wp:docPr descr="" title="" id="89" name="Picture"/>
             <a:graphic>
@@ -19460,7 +19460,7 @@
                   <pic:spPr bwMode="auto">
                     <a:xfrm>
                       <a:off x="0" y="0"/>
-                      <a:ext cx="6500891" cy="2527200"/>
+                      <a:ext cx="4082400" cy="1587019"/>
                     </a:xfrm>
                     <a:prstGeom prst="rect">
                       <a:avLst/>
@@ -20069,7 +20069,7 @@
       <w:r>
         <w:drawing>
           <wp:inline>
-            <wp:extent cx="2350538" cy="2916000"/>
+            <wp:extent cx="2350539" cy="2916000"/>
             <wp:effectExtent b="0" l="0" r="0" t="0"/>
             <wp:docPr descr="" title="" id="93" name="Picture"/>
             <a:graphic>
@@ -20090,7 +20090,7 @@
                   <pic:spPr bwMode="auto">
                     <a:xfrm>
                       <a:off x="0" y="0"/>
-                      <a:ext cx="2350538" cy="2916000"/>
+                      <a:ext cx="2350539" cy="2916000"/>
                     </a:xfrm>
                     <a:prstGeom prst="rect">
                       <a:avLst/>
